--- a/модуль 1.docx
+++ b/модуль 1.docx
@@ -101,169 +101,1532 @@
         </w:rPr>
         <w:t>функций (</w:t>
       </w:r>
+      <w:r>
+        <w:rPr>
+          <w:rFonts w:eastAsia="Times New Roman"/>
+          <w:szCs w:val="24"/>
+          <w:lang w:eastAsia="ru-RU"/>
+        </w:rPr>
+        <w:t>расчёта</w:t>
+      </w:r>
+      <w:r>
+        <w:rPr>
+          <w:rFonts w:eastAsia="Times New Roman"/>
+          <w:szCs w:val="24"/>
+          <w:lang w:eastAsia="ru-RU"/>
+        </w:rPr>
+        <w:t xml:space="preserve"> количества заявок, среднего времени ремонта).</w:t>
+      </w:r>
+    </w:p>
+    <w:p>
+      <w:pPr>
+        <w:rPr>
+          <w:rFonts w:eastAsia="Times New Roman"/>
+          <w:szCs w:val="24"/>
+          <w:lang w:eastAsia="ru-RU"/>
+        </w:rPr>
+      </w:pPr>
+      <w:r>
+        <w:rPr>
+          <w:rFonts w:eastAsia="Times New Roman"/>
+          <w:szCs w:val="24"/>
+          <w:lang w:eastAsia="ru-RU"/>
+        </w:rPr>
+        <w:t>Алгоритмы представить одним из способов:</w:t>
+      </w:r>
+    </w:p>
+    <w:p>
+      <w:pPr>
+        <w:rPr>
+          <w:rFonts w:eastAsia="Times New Roman"/>
+          <w:szCs w:val="24"/>
+          <w:lang w:eastAsia="ru-RU"/>
+        </w:rPr>
+      </w:pPr>
+      <w:r>
+        <w:rPr>
+          <w:rFonts w:eastAsia="Times New Roman"/>
+          <w:szCs w:val="24"/>
+          <w:lang w:eastAsia="ru-RU"/>
+        </w:rPr>
+        <w:sym w:font="Symbol" w:char="F02D"/>
+      </w:r>
+      <w:r>
+        <w:rPr>
+          <w:rFonts w:eastAsia="Times New Roman"/>
+          <w:szCs w:val="24"/>
+          <w:lang w:eastAsia="ru-RU"/>
+        </w:rPr>
+        <w:t xml:space="preserve"> </w:t>
+      </w:r>
+      <w:r>
+        <w:rPr>
+          <w:rFonts w:eastAsia="Times New Roman"/>
+          <w:szCs w:val="24"/>
+          <w:lang w:eastAsia="ru-RU"/>
+        </w:rPr>
+        <w:t>Алгоритм в виде блок-схемы выполнить по правилам, установленным ГОСТ 19.701.</w:t>
+      </w:r>
+    </w:p>
+    <w:p>
+      <w:pPr>
+        <w:rPr>
+          <w:rFonts w:eastAsia="Times New Roman"/>
+          <w:szCs w:val="24"/>
+          <w:lang w:eastAsia="ru-RU"/>
+        </w:rPr>
+      </w:pPr>
+      <w:r>
+        <w:rPr>
+          <w:rFonts w:eastAsia="Times New Roman"/>
+          <w:szCs w:val="24"/>
+          <w:lang w:eastAsia="ru-RU"/>
+        </w:rPr>
+        <w:sym w:font="Symbol" w:char="F02D"/>
+      </w:r>
+      <w:r>
+        <w:rPr>
+          <w:rFonts w:eastAsia="Times New Roman"/>
+          <w:szCs w:val="24"/>
+          <w:lang w:eastAsia="ru-RU"/>
+        </w:rPr>
+        <w:t xml:space="preserve"> </w:t>
+      </w:r>
+      <w:r>
+        <w:rPr>
+          <w:rFonts w:eastAsia="Times New Roman"/>
+          <w:szCs w:val="24"/>
+          <w:lang w:eastAsia="ru-RU"/>
+        </w:rPr>
+        <w:t>Алгоритм в виде таблиц выполнить по правилам, установленным ГОСТ 2.105.</w:t>
+      </w:r>
+    </w:p>
+    <w:p>
+      <w:pPr>
+        <w:rPr>
+          <w:rFonts w:eastAsia="Times New Roman"/>
+          <w:szCs w:val="24"/>
+          <w:lang w:eastAsia="ru-RU"/>
+        </w:rPr>
+      </w:pPr>
+      <w:r>
+        <w:rPr>
+          <w:rFonts w:eastAsia="Times New Roman"/>
+          <w:szCs w:val="24"/>
+          <w:lang w:eastAsia="ru-RU"/>
+        </w:rPr>
+        <w:sym w:font="Symbol" w:char="F02D"/>
+      </w:r>
+      <w:r>
+        <w:rPr>
+          <w:rFonts w:eastAsia="Times New Roman"/>
+          <w:szCs w:val="24"/>
+          <w:lang w:eastAsia="ru-RU"/>
+        </w:rPr>
+        <w:t xml:space="preserve"> </w:t>
+      </w:r>
+      <w:r>
+        <w:rPr>
+          <w:rFonts w:eastAsia="Times New Roman"/>
+          <w:szCs w:val="24"/>
+          <w:lang w:eastAsia="ru-RU"/>
+        </w:rPr>
+        <w:t>Алгоритм в виде текстового описания выполнить по правилам, установленным</w:t>
+      </w:r>
+    </w:p>
+    <w:p>
+      <w:pPr>
+        <w:rPr>
+          <w:rFonts w:eastAsia="Times New Roman"/>
+          <w:szCs w:val="24"/>
+          <w:lang w:eastAsia="ru-RU"/>
+        </w:rPr>
+      </w:pPr>
+      <w:r>
+        <w:rPr>
+          <w:rFonts w:eastAsia="Times New Roman"/>
+          <w:szCs w:val="24"/>
+          <w:lang w:eastAsia="ru-RU"/>
+        </w:rPr>
+        <w:t>ГОСТ 24.301.</w:t>
+      </w:r>
+    </w:p>
+    <w:p>
+      <w:pPr>
+        <w:rPr>
+          <w:sz w:val="32"/>
+        </w:rPr>
+      </w:pPr>
+    </w:p>
+    <w:p>
+      <w:r>
+        <w:t xml:space="preserve">Основной целью данного модуля является автоматизация процесса </w:t>
+      </w:r>
       <w:proofErr w:type="spellStart"/>
       <w:r>
-        <w:rPr>
-          <w:rFonts w:eastAsia="Times New Roman"/>
-          <w:szCs w:val="24"/>
-          <w:lang w:eastAsia="ru-RU"/>
-        </w:rPr>
-        <w:t>расчета</w:t>
+        <w:t>учета</w:t>
       </w:r>
       <w:proofErr w:type="spellEnd"/>
       <w:r>
-        <w:rPr>
-          <w:rFonts w:eastAsia="Times New Roman"/>
-          <w:szCs w:val="24"/>
-          <w:lang w:eastAsia="ru-RU"/>
-        </w:rPr>
-        <w:t xml:space="preserve"> количества заявок, среднего времени ремонта).</w:t>
-      </w:r>
-    </w:p>
-    <w:p>
-      <w:pPr>
-        <w:rPr>
-          <w:rFonts w:eastAsia="Times New Roman"/>
-          <w:szCs w:val="24"/>
-          <w:lang w:eastAsia="ru-RU"/>
-        </w:rPr>
-      </w:pPr>
-      <w:r>
-        <w:rPr>
-          <w:rFonts w:eastAsia="Times New Roman"/>
-          <w:szCs w:val="24"/>
-          <w:lang w:eastAsia="ru-RU"/>
-        </w:rPr>
-        <w:t>Алгоритмы представить одним из способов:</w:t>
-      </w:r>
-    </w:p>
-    <w:p>
-      <w:pPr>
-        <w:rPr>
-          <w:rFonts w:eastAsia="Times New Roman"/>
-          <w:szCs w:val="24"/>
-          <w:lang w:eastAsia="ru-RU"/>
-        </w:rPr>
-      </w:pPr>
-      <w:r>
-        <w:rPr>
-          <w:rFonts w:eastAsia="Times New Roman"/>
-          <w:szCs w:val="24"/>
-          <w:lang w:eastAsia="ru-RU"/>
-        </w:rPr>
-        <w:sym w:font="Symbol" w:char="F02D"/>
-      </w:r>
-      <w:r>
-        <w:rPr>
-          <w:rFonts w:eastAsia="Times New Roman"/>
-          <w:szCs w:val="24"/>
-          <w:lang w:eastAsia="ru-RU"/>
-        </w:rPr>
+        <w:t xml:space="preserve"> и</w:t>
+      </w:r>
+    </w:p>
+    <w:p>
+      <w:r>
+        <w:t>обработки заявок на ремонт автомобилей. Модуль позволяет сотрудникам автосервиса</w:t>
+      </w:r>
+    </w:p>
+    <w:p>
+      <w:r>
+        <w:t>прозрачно и эффективно управлять заявками, отслеживать текущий статус ремонта.</w:t>
+      </w:r>
+    </w:p>
+    <w:p>
+      <w:r>
+        <w:t xml:space="preserve">Разработка программного модуля для </w:t>
+      </w:r>
+      <w:proofErr w:type="spellStart"/>
+      <w:r>
+        <w:t>учета</w:t>
+      </w:r>
+      <w:proofErr w:type="spellEnd"/>
+      <w:r>
+        <w:t xml:space="preserve"> заявок на ремонт автомобилей - это</w:t>
+      </w:r>
+    </w:p>
+    <w:p>
+      <w:r>
+        <w:t>процесс создания программного продукта, который позволяет автомастерским или</w:t>
+      </w:r>
+    </w:p>
+    <w:p>
+      <w:r>
+        <w:t xml:space="preserve">автосервисам эффективно отслеживать и </w:t>
+      </w:r>
+      <w:proofErr w:type="spellStart"/>
+      <w:r>
+        <w:t>учет</w:t>
+      </w:r>
+      <w:proofErr w:type="spellEnd"/>
+      <w:r>
+        <w:t xml:space="preserve"> заявок на ремонт автомобилей.</w:t>
+      </w:r>
+    </w:p>
+    <w:p>
+      <w:r>
+        <w:t>Задача разработки такого программного модуля состоит в создании удобного и</w:t>
+      </w:r>
+    </w:p>
+    <w:p>
+      <w:r>
+        <w:t xml:space="preserve">эффективного инструмента для </w:t>
+      </w:r>
+      <w:proofErr w:type="spellStart"/>
+      <w:r>
+        <w:t>учета</w:t>
+      </w:r>
+      <w:proofErr w:type="spellEnd"/>
+      <w:r>
+        <w:t>, отслеживания и управления заявками на ремонт</w:t>
+      </w:r>
+    </w:p>
+    <w:p>
+      <w:r>
+        <w:t>автомобилей, что помогает минимизировать время простоя оборудования и обеспечивает</w:t>
+      </w:r>
+    </w:p>
+    <w:p>
+      <w:r>
+        <w:t>бесперебойную работу в автосервисах.</w:t>
+      </w:r>
+    </w:p>
+    <w:p>
+      <w:r>
+        <w:t>Программный модуль позволяет автосервису повысить эффективность и точность</w:t>
+      </w:r>
+    </w:p>
+    <w:p>
+      <w:proofErr w:type="spellStart"/>
+      <w:r>
+        <w:t>учета</w:t>
+      </w:r>
+      <w:proofErr w:type="spellEnd"/>
+      <w:r>
+        <w:t xml:space="preserve"> заявок, сократить время обработки заявок, оптимизировать использование ресурсов и</w:t>
+      </w:r>
+    </w:p>
+    <w:p>
+      <w:r>
+        <w:t xml:space="preserve">повысить </w:t>
+      </w:r>
+      <w:proofErr w:type="spellStart"/>
+      <w:r>
+        <w:t>удовлетворенность</w:t>
+      </w:r>
+      <w:proofErr w:type="spellEnd"/>
+      <w:r>
+        <w:t xml:space="preserve"> клиентов.</w:t>
+      </w:r>
+    </w:p>
+    <w:p>
+      <w:r>
+        <w:t>Основные функции и возможности модуля включают:</w:t>
+      </w:r>
+    </w:p>
+    <w:p>
+      <w:r>
+        <w:t>1 Заявка на ремонт: это информация, предоставленная клиентом о неисправности</w:t>
+      </w:r>
+    </w:p>
+    <w:p>
+      <w:r>
+        <w:t>автомобиля, который требует ремонта. Клиент оставляет новую заявку. Заявка может</w:t>
+      </w:r>
+    </w:p>
+    <w:p>
+      <w:r>
+        <w:t>содержать данные о виде автомобиля, модели, описании проблемы, личную информацию</w:t>
+      </w:r>
+    </w:p>
+    <w:p>
+      <w:r>
+        <w:t>(ФИО клиента и номер телефона). Клиент может отредактировать свою заявку.</w:t>
+      </w:r>
+    </w:p>
+    <w:p>
+      <w:r>
+        <w:t>2 Регистрация заявки: этот процесс включает приём и регистрацию заявки</w:t>
+      </w:r>
+    </w:p>
+    <w:p>
+      <w:r>
+        <w:t>оператором автосервиса в системе учёта. Важными аспектами регистрации являются</w:t>
+      </w:r>
+    </w:p>
+    <w:p>
+      <w:r>
+        <w:t>присвоение уникального идентификатора заявке, сохранение информации о заявке.</w:t>
+      </w:r>
+    </w:p>
+    <w:p>
+      <w:r>
+        <w:t>3 Обработка заявки: процесс, включающий анализ заявки, определение её</w:t>
+      </w:r>
+    </w:p>
+    <w:p>
+      <w:r>
+        <w:t>приоритетности и назначение исполнителя (автомеханика) для ремонта. В процессе</w:t>
+      </w:r>
+    </w:p>
+    <w:p>
+      <w:r>
+        <w:lastRenderedPageBreak/>
+        <w:t>обработки может потребоваться дополнительная информация или уточнение деталей</w:t>
+      </w:r>
+    </w:p>
+    <w:p>
+      <w:r>
+        <w:t>проблемы у клиента.</w:t>
+      </w:r>
+    </w:p>
+    <w:p>
+      <w:r>
+        <w:t>4 Исполнение заявки: фактическое выполнение ремонта автомобиля. На этом этапе</w:t>
+      </w:r>
+    </w:p>
+    <w:p>
+      <w:r>
+        <w:t>назначенный автомеханик ремонтирует автомобиль, вносит необходимые изменения или</w:t>
+      </w:r>
+    </w:p>
+    <w:p>
+      <w:r>
+        <w:t>заменяет неисправные автозапчасти. Важно отметить, что на этом этапе могут возникать</w:t>
+      </w:r>
+    </w:p>
+    <w:p>
+      <w:r>
+        <w:t>необходимость заказа автозапчастей или координации работ с другими специалистами.</w:t>
+      </w:r>
+    </w:p>
+    <w:p>
+      <w:r>
+        <w:t>5 Отчётность и информирование: важной составляющей учёта заявок на ремонт</w:t>
+      </w:r>
+    </w:p>
+    <w:p>
+      <w:r>
+        <w:t>является фиксация и отчёт о выполненной работе. После завершения ремонта автомеханик</w:t>
+      </w:r>
+    </w:p>
+    <w:p>
+      <w:r>
+        <w:t>должен предоставить отчёт о проделанной работе, включая информацию о затраченных</w:t>
+      </w:r>
+    </w:p>
+    <w:p>
+      <w:r>
+        <w:t>ресурсах (время, автозапчастях) и оказанной помощи.</w:t>
+      </w:r>
+    </w:p>
+    <w:p>
+      <w:r>
+        <w:t>6 Мониторинг и анализ: этот этап предполагает контроль и анализ процесса учёта</w:t>
+      </w:r>
+    </w:p>
+    <w:p>
+      <w:r>
+        <w:t xml:space="preserve">заявок на </w:t>
+      </w:r>
+      <w:proofErr w:type="spellStart"/>
+      <w:r>
+        <w:t>авторемонт</w:t>
+      </w:r>
+      <w:proofErr w:type="spellEnd"/>
+      <w:r>
+        <w:t>. Важно отслеживать и анализировать время обработки заявок,</w:t>
+      </w:r>
+    </w:p>
+    <w:p>
+      <w:r>
+        <w:t>качество выполненных работ, расходы и прочие параметры, которые могут помочь в</w:t>
+      </w:r>
+      <w:r>
         <w:t xml:space="preserve"> </w:t>
       </w:r>
       <w:r>
-        <w:rPr>
-          <w:rFonts w:eastAsia="Times New Roman"/>
-          <w:szCs w:val="24"/>
-          <w:lang w:eastAsia="ru-RU"/>
-        </w:rPr>
-        <w:t>Алгоритм в виде блок-схемы выполнить по правилам, установленным ГОСТ 19.701.</w:t>
-      </w:r>
-    </w:p>
-    <w:p>
-      <w:pPr>
-        <w:rPr>
-          <w:rFonts w:eastAsia="Times New Roman"/>
-          <w:szCs w:val="24"/>
-          <w:lang w:eastAsia="ru-RU"/>
-        </w:rPr>
-      </w:pPr>
-      <w:r>
-        <w:rPr>
-          <w:rFonts w:eastAsia="Times New Roman"/>
-          <w:szCs w:val="24"/>
-          <w:lang w:eastAsia="ru-RU"/>
-        </w:rPr>
-        <w:sym w:font="Symbol" w:char="F02D"/>
-      </w:r>
-      <w:r>
-        <w:rPr>
-          <w:rFonts w:eastAsia="Times New Roman"/>
-          <w:szCs w:val="24"/>
-          <w:lang w:eastAsia="ru-RU"/>
-        </w:rPr>
-        <w:t xml:space="preserve"> </w:t>
-      </w:r>
-      <w:r>
-        <w:rPr>
-          <w:rFonts w:eastAsia="Times New Roman"/>
-          <w:szCs w:val="24"/>
-          <w:lang w:eastAsia="ru-RU"/>
-        </w:rPr>
-        <w:t>Алгоритм в виде таблиц выполнить по правилам, установленным ГОСТ 2.105.</w:t>
-      </w:r>
-    </w:p>
-    <w:p>
-      <w:pPr>
-        <w:rPr>
-          <w:rFonts w:eastAsia="Times New Roman"/>
-          <w:szCs w:val="24"/>
-          <w:lang w:eastAsia="ru-RU"/>
-        </w:rPr>
-      </w:pPr>
-      <w:r>
-        <w:rPr>
-          <w:rFonts w:eastAsia="Times New Roman"/>
-          <w:szCs w:val="24"/>
-          <w:lang w:eastAsia="ru-RU"/>
-        </w:rPr>
-        <w:sym w:font="Symbol" w:char="F02D"/>
-      </w:r>
-      <w:r>
-        <w:rPr>
-          <w:rFonts w:eastAsia="Times New Roman"/>
-          <w:szCs w:val="24"/>
-          <w:lang w:eastAsia="ru-RU"/>
-        </w:rPr>
-        <w:t xml:space="preserve"> </w:t>
-      </w:r>
-      <w:r>
-        <w:rPr>
-          <w:rFonts w:eastAsia="Times New Roman"/>
-          <w:szCs w:val="24"/>
-          <w:lang w:eastAsia="ru-RU"/>
-        </w:rPr>
-        <w:t>Алгоритм в виде текстового описания выполнить по правилам, установленным</w:t>
-      </w:r>
-    </w:p>
-    <w:p>
-      <w:pPr>
-        <w:rPr>
-          <w:rFonts w:eastAsia="Times New Roman"/>
-          <w:szCs w:val="24"/>
-          <w:lang w:eastAsia="ru-RU"/>
-        </w:rPr>
-      </w:pPr>
-      <w:r>
-        <w:rPr>
-          <w:rFonts w:eastAsia="Times New Roman"/>
-          <w:szCs w:val="24"/>
-          <w:lang w:eastAsia="ru-RU"/>
-        </w:rPr>
-        <w:t>ГОСТ 24.301.</w:t>
-      </w:r>
-    </w:p>
-    <w:p>
-      <w:pPr>
-        <w:rPr>
-          <w:sz w:val="32"/>
-        </w:rPr>
-      </w:pPr>
+        <w:t>оптимизации и улучшении процесса.</w:t>
+      </w:r>
+    </w:p>
+    <w:p/>
+    <w:p>
+      <w:r>
+        <w:t>Создание таблиц в базе данных</w:t>
+      </w:r>
     </w:p>
     <w:p>
       <w:bookmarkStart w:id="0" w:name="_GoBack"/>
       <w:bookmarkEnd w:id="0"/>
     </w:p>
+    <w:p>
+      <w:r>
+        <w:t>Листинг</w:t>
+      </w:r>
+    </w:p>
+    <w:tbl>
+      <w:tblPr>
+        <w:tblStyle w:val="a5"/>
+        <w:tblW w:w="0" w:type="auto"/>
+        <w:tblLook w:val="04A0" w:firstRow="1" w:lastRow="0" w:firstColumn="1" w:lastColumn="0" w:noHBand="0" w:noVBand="1"/>
+      </w:tblPr>
+      <w:tblGrid>
+        <w:gridCol w:w="9911"/>
+      </w:tblGrid>
+      <w:tr>
+        <w:tc>
+          <w:tcPr>
+            <w:tcW w:w="9911" w:type="dxa"/>
+          </w:tcPr>
+          <w:p>
+            <w:pPr>
+              <w:rPr>
+                <w:rFonts w:ascii="Courier New" w:hAnsi="Courier New" w:cs="Courier New"/>
+                <w:sz w:val="22"/>
+                <w:lang w:val="en-US"/>
+              </w:rPr>
+            </w:pPr>
+            <w:r>
+              <w:rPr>
+                <w:rFonts w:ascii="Courier New" w:hAnsi="Courier New" w:cs="Courier New"/>
+                <w:sz w:val="22"/>
+                <w:lang w:val="en-US"/>
+              </w:rPr>
+              <w:t>CREATE TABLE Client (</w:t>
+            </w:r>
+          </w:p>
+          <w:p>
+            <w:pPr>
+              <w:rPr>
+                <w:rFonts w:ascii="Courier New" w:hAnsi="Courier New" w:cs="Courier New"/>
+                <w:sz w:val="22"/>
+                <w:lang w:val="en-US"/>
+              </w:rPr>
+            </w:pPr>
+            <w:r>
+              <w:rPr>
+                <w:rFonts w:ascii="Courier New" w:hAnsi="Courier New" w:cs="Courier New"/>
+                <w:sz w:val="22"/>
+                <w:lang w:val="en-US"/>
+              </w:rPr>
+              <w:t xml:space="preserve">    </w:t>
+            </w:r>
+            <w:proofErr w:type="spellStart"/>
+            <w:r>
+              <w:rPr>
+                <w:rFonts w:ascii="Courier New" w:hAnsi="Courier New" w:cs="Courier New"/>
+                <w:sz w:val="22"/>
+                <w:lang w:val="en-US"/>
+              </w:rPr>
+              <w:t>userID</w:t>
+            </w:r>
+            <w:proofErr w:type="spellEnd"/>
+            <w:r>
+              <w:rPr>
+                <w:rFonts w:ascii="Courier New" w:hAnsi="Courier New" w:cs="Courier New"/>
+                <w:sz w:val="22"/>
+                <w:lang w:val="en-US"/>
+              </w:rPr>
+              <w:t xml:space="preserve"> INT PRIMARY KEY AUTO_INCREMENT,</w:t>
+            </w:r>
+          </w:p>
+          <w:p>
+            <w:pPr>
+              <w:rPr>
+                <w:rFonts w:ascii="Courier New" w:hAnsi="Courier New" w:cs="Courier New"/>
+                <w:sz w:val="22"/>
+                <w:lang w:val="en-US"/>
+              </w:rPr>
+            </w:pPr>
+            <w:r>
+              <w:rPr>
+                <w:rFonts w:ascii="Courier New" w:hAnsi="Courier New" w:cs="Courier New"/>
+                <w:sz w:val="22"/>
+                <w:lang w:val="en-US"/>
+              </w:rPr>
+              <w:t xml:space="preserve">    </w:t>
+            </w:r>
+            <w:proofErr w:type="spellStart"/>
+            <w:r>
+              <w:rPr>
+                <w:rFonts w:ascii="Courier New" w:hAnsi="Courier New" w:cs="Courier New"/>
+                <w:sz w:val="22"/>
+                <w:lang w:val="en-US"/>
+              </w:rPr>
+              <w:t>fio</w:t>
+            </w:r>
+            <w:proofErr w:type="spellEnd"/>
+            <w:r>
+              <w:rPr>
+                <w:rFonts w:ascii="Courier New" w:hAnsi="Courier New" w:cs="Courier New"/>
+                <w:sz w:val="22"/>
+                <w:lang w:val="en-US"/>
+              </w:rPr>
+              <w:t xml:space="preserve"> VARCHAR(255) NOT NULL,</w:t>
+            </w:r>
+          </w:p>
+          <w:p>
+            <w:pPr>
+              <w:rPr>
+                <w:rFonts w:ascii="Courier New" w:hAnsi="Courier New" w:cs="Courier New"/>
+                <w:sz w:val="22"/>
+                <w:lang w:val="en-US"/>
+              </w:rPr>
+            </w:pPr>
+            <w:r>
+              <w:rPr>
+                <w:rFonts w:ascii="Courier New" w:hAnsi="Courier New" w:cs="Courier New"/>
+                <w:sz w:val="22"/>
+                <w:lang w:val="en-US"/>
+              </w:rPr>
+              <w:t xml:space="preserve">    phone VARCHAR(20) NOT NULL,</w:t>
+            </w:r>
+          </w:p>
+          <w:p>
+            <w:pPr>
+              <w:rPr>
+                <w:rFonts w:ascii="Courier New" w:hAnsi="Courier New" w:cs="Courier New"/>
+                <w:sz w:val="22"/>
+                <w:lang w:val="en-US"/>
+              </w:rPr>
+            </w:pPr>
+            <w:r>
+              <w:rPr>
+                <w:rFonts w:ascii="Courier New" w:hAnsi="Courier New" w:cs="Courier New"/>
+                <w:sz w:val="22"/>
+                <w:lang w:val="en-US"/>
+              </w:rPr>
+              <w:t xml:space="preserve">    login VARCHAR(100) UNIQUE NOT NULL,</w:t>
+            </w:r>
+          </w:p>
+          <w:p>
+            <w:pPr>
+              <w:rPr>
+                <w:rFonts w:ascii="Courier New" w:hAnsi="Courier New" w:cs="Courier New"/>
+                <w:sz w:val="22"/>
+                <w:lang w:val="en-US"/>
+              </w:rPr>
+            </w:pPr>
+            <w:r>
+              <w:rPr>
+                <w:rFonts w:ascii="Courier New" w:hAnsi="Courier New" w:cs="Courier New"/>
+                <w:sz w:val="22"/>
+                <w:lang w:val="en-US"/>
+              </w:rPr>
+              <w:t xml:space="preserve">    password VARCHAR(255) NOT NULL</w:t>
+            </w:r>
+          </w:p>
+          <w:p>
+            <w:pPr>
+              <w:rPr>
+                <w:rFonts w:ascii="Courier New" w:hAnsi="Courier New" w:cs="Courier New"/>
+                <w:sz w:val="22"/>
+                <w:lang w:val="en-US"/>
+              </w:rPr>
+            </w:pPr>
+            <w:r>
+              <w:rPr>
+                <w:rFonts w:ascii="Courier New" w:hAnsi="Courier New" w:cs="Courier New"/>
+                <w:sz w:val="22"/>
+                <w:lang w:val="en-US"/>
+              </w:rPr>
+              <w:t>);</w:t>
+            </w:r>
+          </w:p>
+          <w:p>
+            <w:pPr>
+              <w:rPr>
+                <w:rFonts w:ascii="Courier New" w:hAnsi="Courier New" w:cs="Courier New"/>
+                <w:sz w:val="22"/>
+                <w:lang w:val="en-US"/>
+              </w:rPr>
+            </w:pPr>
+          </w:p>
+          <w:p>
+            <w:pPr>
+              <w:rPr>
+                <w:rFonts w:ascii="Courier New" w:hAnsi="Courier New" w:cs="Courier New"/>
+                <w:sz w:val="22"/>
+                <w:lang w:val="en-US"/>
+              </w:rPr>
+            </w:pPr>
+            <w:r>
+              <w:rPr>
+                <w:rFonts w:ascii="Courier New" w:hAnsi="Courier New" w:cs="Courier New"/>
+                <w:sz w:val="22"/>
+                <w:lang w:val="en-US"/>
+              </w:rPr>
+              <w:t>CREATE TABLE Master (</w:t>
+            </w:r>
+          </w:p>
+          <w:p>
+            <w:pPr>
+              <w:rPr>
+                <w:rFonts w:ascii="Courier New" w:hAnsi="Courier New" w:cs="Courier New"/>
+                <w:sz w:val="22"/>
+                <w:lang w:val="en-US"/>
+              </w:rPr>
+            </w:pPr>
+            <w:r>
+              <w:rPr>
+                <w:rFonts w:ascii="Courier New" w:hAnsi="Courier New" w:cs="Courier New"/>
+                <w:sz w:val="22"/>
+                <w:lang w:val="en-US"/>
+              </w:rPr>
+              <w:t xml:space="preserve">    </w:t>
+            </w:r>
+            <w:proofErr w:type="spellStart"/>
+            <w:r>
+              <w:rPr>
+                <w:rFonts w:ascii="Courier New" w:hAnsi="Courier New" w:cs="Courier New"/>
+                <w:sz w:val="22"/>
+                <w:lang w:val="en-US"/>
+              </w:rPr>
+              <w:t>userID</w:t>
+            </w:r>
+            <w:proofErr w:type="spellEnd"/>
+            <w:r>
+              <w:rPr>
+                <w:rFonts w:ascii="Courier New" w:hAnsi="Courier New" w:cs="Courier New"/>
+                <w:sz w:val="22"/>
+                <w:lang w:val="en-US"/>
+              </w:rPr>
+              <w:t xml:space="preserve"> INT PRIMARY KEY AUTO_INCREMENT,</w:t>
+            </w:r>
+          </w:p>
+          <w:p>
+            <w:pPr>
+              <w:rPr>
+                <w:rFonts w:ascii="Courier New" w:hAnsi="Courier New" w:cs="Courier New"/>
+                <w:sz w:val="22"/>
+                <w:lang w:val="en-US"/>
+              </w:rPr>
+            </w:pPr>
+            <w:r>
+              <w:rPr>
+                <w:rFonts w:ascii="Courier New" w:hAnsi="Courier New" w:cs="Courier New"/>
+                <w:sz w:val="22"/>
+                <w:lang w:val="en-US"/>
+              </w:rPr>
+              <w:t xml:space="preserve">    </w:t>
+            </w:r>
+            <w:proofErr w:type="spellStart"/>
+            <w:r>
+              <w:rPr>
+                <w:rFonts w:ascii="Courier New" w:hAnsi="Courier New" w:cs="Courier New"/>
+                <w:sz w:val="22"/>
+                <w:lang w:val="en-US"/>
+              </w:rPr>
+              <w:t>fio</w:t>
+            </w:r>
+            <w:proofErr w:type="spellEnd"/>
+            <w:r>
+              <w:rPr>
+                <w:rFonts w:ascii="Courier New" w:hAnsi="Courier New" w:cs="Courier New"/>
+                <w:sz w:val="22"/>
+                <w:lang w:val="en-US"/>
+              </w:rPr>
+              <w:t xml:space="preserve"> VARCHAR(255) NOT NULL,</w:t>
+            </w:r>
+          </w:p>
+          <w:p>
+            <w:pPr>
+              <w:rPr>
+                <w:rFonts w:ascii="Courier New" w:hAnsi="Courier New" w:cs="Courier New"/>
+                <w:sz w:val="22"/>
+                <w:lang w:val="en-US"/>
+              </w:rPr>
+            </w:pPr>
+            <w:r>
+              <w:rPr>
+                <w:rFonts w:ascii="Courier New" w:hAnsi="Courier New" w:cs="Courier New"/>
+                <w:sz w:val="22"/>
+                <w:lang w:val="en-US"/>
+              </w:rPr>
+              <w:t xml:space="preserve">    phone VARCHAR(20) NOT NULL,</w:t>
+            </w:r>
+          </w:p>
+          <w:p>
+            <w:pPr>
+              <w:rPr>
+                <w:rFonts w:ascii="Courier New" w:hAnsi="Courier New" w:cs="Courier New"/>
+                <w:sz w:val="22"/>
+                <w:lang w:val="en-US"/>
+              </w:rPr>
+            </w:pPr>
+            <w:r>
+              <w:rPr>
+                <w:rFonts w:ascii="Courier New" w:hAnsi="Courier New" w:cs="Courier New"/>
+                <w:sz w:val="22"/>
+                <w:lang w:val="en-US"/>
+              </w:rPr>
+              <w:t xml:space="preserve">    login VARCHAR(100) UNIQUE NOT NULL,</w:t>
+            </w:r>
+          </w:p>
+          <w:p>
+            <w:pPr>
+              <w:rPr>
+                <w:rFonts w:ascii="Courier New" w:hAnsi="Courier New" w:cs="Courier New"/>
+                <w:sz w:val="22"/>
+                <w:lang w:val="en-US"/>
+              </w:rPr>
+            </w:pPr>
+            <w:r>
+              <w:rPr>
+                <w:rFonts w:ascii="Courier New" w:hAnsi="Courier New" w:cs="Courier New"/>
+                <w:sz w:val="22"/>
+                <w:lang w:val="en-US"/>
+              </w:rPr>
+              <w:t xml:space="preserve">    password VARCHAR(255) NOT NULL,</w:t>
+            </w:r>
+          </w:p>
+          <w:p>
+            <w:pPr>
+              <w:rPr>
+                <w:rFonts w:ascii="Courier New" w:hAnsi="Courier New" w:cs="Courier New"/>
+                <w:sz w:val="22"/>
+                <w:lang w:val="en-US"/>
+              </w:rPr>
+            </w:pPr>
+            <w:r>
+              <w:rPr>
+                <w:rFonts w:ascii="Courier New" w:hAnsi="Courier New" w:cs="Courier New"/>
+                <w:sz w:val="22"/>
+                <w:lang w:val="en-US"/>
+              </w:rPr>
+              <w:t xml:space="preserve">    type VARCHAR(100) NOT NULL</w:t>
+            </w:r>
+          </w:p>
+          <w:p>
+            <w:pPr>
+              <w:rPr>
+                <w:rFonts w:ascii="Courier New" w:hAnsi="Courier New" w:cs="Courier New"/>
+                <w:sz w:val="22"/>
+              </w:rPr>
+            </w:pPr>
+            <w:r>
+              <w:rPr>
+                <w:rFonts w:ascii="Courier New" w:hAnsi="Courier New" w:cs="Courier New"/>
+                <w:sz w:val="22"/>
+              </w:rPr>
+              <w:t>);</w:t>
+            </w:r>
+          </w:p>
+          <w:p>
+            <w:pPr>
+              <w:rPr>
+                <w:rFonts w:ascii="Courier New" w:hAnsi="Courier New" w:cs="Courier New"/>
+                <w:sz w:val="22"/>
+              </w:rPr>
+            </w:pPr>
+          </w:p>
+          <w:p>
+            <w:pPr>
+              <w:rPr>
+                <w:rFonts w:ascii="Courier New" w:hAnsi="Courier New" w:cs="Courier New"/>
+                <w:sz w:val="22"/>
+                <w:lang w:val="en-US"/>
+              </w:rPr>
+            </w:pPr>
+            <w:r>
+              <w:rPr>
+                <w:rFonts w:ascii="Courier New" w:hAnsi="Courier New" w:cs="Courier New"/>
+                <w:sz w:val="22"/>
+                <w:lang w:val="en-US"/>
+              </w:rPr>
+              <w:t>CREATE TABLE Requests (</w:t>
+            </w:r>
+          </w:p>
+          <w:p>
+            <w:pPr>
+              <w:rPr>
+                <w:rFonts w:ascii="Courier New" w:hAnsi="Courier New" w:cs="Courier New"/>
+                <w:sz w:val="22"/>
+                <w:lang w:val="en-US"/>
+              </w:rPr>
+            </w:pPr>
+            <w:r>
+              <w:rPr>
+                <w:rFonts w:ascii="Courier New" w:hAnsi="Courier New" w:cs="Courier New"/>
+                <w:sz w:val="22"/>
+                <w:lang w:val="en-US"/>
+              </w:rPr>
+              <w:t xml:space="preserve">    </w:t>
+            </w:r>
+            <w:proofErr w:type="spellStart"/>
+            <w:r>
+              <w:rPr>
+                <w:rFonts w:ascii="Courier New" w:hAnsi="Courier New" w:cs="Courier New"/>
+                <w:sz w:val="22"/>
+                <w:lang w:val="en-US"/>
+              </w:rPr>
+              <w:t>requestID</w:t>
+            </w:r>
+            <w:proofErr w:type="spellEnd"/>
+            <w:r>
+              <w:rPr>
+                <w:rFonts w:ascii="Courier New" w:hAnsi="Courier New" w:cs="Courier New"/>
+                <w:sz w:val="22"/>
+                <w:lang w:val="en-US"/>
+              </w:rPr>
+              <w:t xml:space="preserve"> INT PRIMARY KEY AUTO_INCREMENT,</w:t>
+            </w:r>
+          </w:p>
+          <w:p>
+            <w:pPr>
+              <w:rPr>
+                <w:rFonts w:ascii="Courier New" w:hAnsi="Courier New" w:cs="Courier New"/>
+                <w:sz w:val="22"/>
+                <w:lang w:val="en-US"/>
+              </w:rPr>
+            </w:pPr>
+            <w:r>
+              <w:rPr>
+                <w:rFonts w:ascii="Courier New" w:hAnsi="Courier New" w:cs="Courier New"/>
+                <w:sz w:val="22"/>
+                <w:lang w:val="en-US"/>
+              </w:rPr>
+              <w:t xml:space="preserve">    </w:t>
+            </w:r>
+            <w:proofErr w:type="spellStart"/>
+            <w:r>
+              <w:rPr>
+                <w:rFonts w:ascii="Courier New" w:hAnsi="Courier New" w:cs="Courier New"/>
+                <w:sz w:val="22"/>
+                <w:lang w:val="en-US"/>
+              </w:rPr>
+              <w:t>startDate</w:t>
+            </w:r>
+            <w:proofErr w:type="spellEnd"/>
+            <w:r>
+              <w:rPr>
+                <w:rFonts w:ascii="Courier New" w:hAnsi="Courier New" w:cs="Courier New"/>
+                <w:sz w:val="22"/>
+                <w:lang w:val="en-US"/>
+              </w:rPr>
+              <w:t xml:space="preserve"> DATETIME NOT NULL,</w:t>
+            </w:r>
+          </w:p>
+          <w:p>
+            <w:pPr>
+              <w:rPr>
+                <w:rFonts w:ascii="Courier New" w:hAnsi="Courier New" w:cs="Courier New"/>
+                <w:sz w:val="22"/>
+                <w:lang w:val="en-US"/>
+              </w:rPr>
+            </w:pPr>
+            <w:r>
+              <w:rPr>
+                <w:rFonts w:ascii="Courier New" w:hAnsi="Courier New" w:cs="Courier New"/>
+                <w:sz w:val="22"/>
+                <w:lang w:val="en-US"/>
+              </w:rPr>
+              <w:t xml:space="preserve">    </w:t>
+            </w:r>
+            <w:proofErr w:type="spellStart"/>
+            <w:r>
+              <w:rPr>
+                <w:rFonts w:ascii="Courier New" w:hAnsi="Courier New" w:cs="Courier New"/>
+                <w:sz w:val="22"/>
+                <w:lang w:val="en-US"/>
+              </w:rPr>
+              <w:t>carType</w:t>
+            </w:r>
+            <w:proofErr w:type="spellEnd"/>
+            <w:r>
+              <w:rPr>
+                <w:rFonts w:ascii="Courier New" w:hAnsi="Courier New" w:cs="Courier New"/>
+                <w:sz w:val="22"/>
+                <w:lang w:val="en-US"/>
+              </w:rPr>
+              <w:t xml:space="preserve"> VARCHAR(100) NOT NULL,</w:t>
+            </w:r>
+          </w:p>
+          <w:p>
+            <w:pPr>
+              <w:rPr>
+                <w:rFonts w:ascii="Courier New" w:hAnsi="Courier New" w:cs="Courier New"/>
+                <w:sz w:val="22"/>
+                <w:lang w:val="en-US"/>
+              </w:rPr>
+            </w:pPr>
+            <w:r>
+              <w:rPr>
+                <w:rFonts w:ascii="Courier New" w:hAnsi="Courier New" w:cs="Courier New"/>
+                <w:sz w:val="22"/>
+                <w:lang w:val="en-US"/>
+              </w:rPr>
+              <w:t xml:space="preserve">    </w:t>
+            </w:r>
+            <w:proofErr w:type="spellStart"/>
+            <w:r>
+              <w:rPr>
+                <w:rFonts w:ascii="Courier New" w:hAnsi="Courier New" w:cs="Courier New"/>
+                <w:sz w:val="22"/>
+                <w:lang w:val="en-US"/>
+              </w:rPr>
+              <w:t>carModel</w:t>
+            </w:r>
+            <w:proofErr w:type="spellEnd"/>
+            <w:r>
+              <w:rPr>
+                <w:rFonts w:ascii="Courier New" w:hAnsi="Courier New" w:cs="Courier New"/>
+                <w:sz w:val="22"/>
+                <w:lang w:val="en-US"/>
+              </w:rPr>
+              <w:t xml:space="preserve"> VARCHAR(100) NOT NULL,</w:t>
+            </w:r>
+          </w:p>
+          <w:p>
+            <w:pPr>
+              <w:rPr>
+                <w:rFonts w:ascii="Courier New" w:hAnsi="Courier New" w:cs="Courier New"/>
+                <w:sz w:val="22"/>
+                <w:lang w:val="en-US"/>
+              </w:rPr>
+            </w:pPr>
+            <w:r>
+              <w:rPr>
+                <w:rFonts w:ascii="Courier New" w:hAnsi="Courier New" w:cs="Courier New"/>
+                <w:sz w:val="22"/>
+                <w:lang w:val="en-US"/>
+              </w:rPr>
+              <w:t xml:space="preserve">    </w:t>
+            </w:r>
+            <w:proofErr w:type="spellStart"/>
+            <w:r>
+              <w:rPr>
+                <w:rFonts w:ascii="Courier New" w:hAnsi="Courier New" w:cs="Courier New"/>
+                <w:sz w:val="22"/>
+                <w:lang w:val="en-US"/>
+              </w:rPr>
+              <w:t>problemDescryption</w:t>
+            </w:r>
+            <w:proofErr w:type="spellEnd"/>
+            <w:r>
+              <w:rPr>
+                <w:rFonts w:ascii="Courier New" w:hAnsi="Courier New" w:cs="Courier New"/>
+                <w:sz w:val="22"/>
+                <w:lang w:val="en-US"/>
+              </w:rPr>
+              <w:t xml:space="preserve"> TEXT NOT NULL,</w:t>
+            </w:r>
+          </w:p>
+          <w:p>
+            <w:pPr>
+              <w:rPr>
+                <w:rFonts w:ascii="Courier New" w:hAnsi="Courier New" w:cs="Courier New"/>
+                <w:sz w:val="22"/>
+                <w:lang w:val="en-US"/>
+              </w:rPr>
+            </w:pPr>
+            <w:r>
+              <w:rPr>
+                <w:rFonts w:ascii="Courier New" w:hAnsi="Courier New" w:cs="Courier New"/>
+                <w:sz w:val="22"/>
+                <w:lang w:val="en-US"/>
+              </w:rPr>
+              <w:t xml:space="preserve">    </w:t>
+            </w:r>
+            <w:proofErr w:type="spellStart"/>
+            <w:r>
+              <w:rPr>
+                <w:rFonts w:ascii="Courier New" w:hAnsi="Courier New" w:cs="Courier New"/>
+                <w:sz w:val="22"/>
+                <w:lang w:val="en-US"/>
+              </w:rPr>
+              <w:t>requestStatus</w:t>
+            </w:r>
+            <w:proofErr w:type="spellEnd"/>
+            <w:r>
+              <w:rPr>
+                <w:rFonts w:ascii="Courier New" w:hAnsi="Courier New" w:cs="Courier New"/>
+                <w:sz w:val="22"/>
+                <w:lang w:val="en-US"/>
+              </w:rPr>
+              <w:t xml:space="preserve"> VARCHAR(50) NOT NULL,</w:t>
+            </w:r>
+          </w:p>
+          <w:p>
+            <w:pPr>
+              <w:rPr>
+                <w:rFonts w:ascii="Courier New" w:hAnsi="Courier New" w:cs="Courier New"/>
+                <w:sz w:val="22"/>
+                <w:lang w:val="en-US"/>
+              </w:rPr>
+            </w:pPr>
+            <w:r>
+              <w:rPr>
+                <w:rFonts w:ascii="Courier New" w:hAnsi="Courier New" w:cs="Courier New"/>
+                <w:sz w:val="22"/>
+                <w:lang w:val="en-US"/>
+              </w:rPr>
+              <w:t xml:space="preserve">    </w:t>
+            </w:r>
+            <w:proofErr w:type="spellStart"/>
+            <w:r>
+              <w:rPr>
+                <w:rFonts w:ascii="Courier New" w:hAnsi="Courier New" w:cs="Courier New"/>
+                <w:sz w:val="22"/>
+                <w:lang w:val="en-US"/>
+              </w:rPr>
+              <w:t>completionDate</w:t>
+            </w:r>
+            <w:proofErr w:type="spellEnd"/>
+            <w:r>
+              <w:rPr>
+                <w:rFonts w:ascii="Courier New" w:hAnsi="Courier New" w:cs="Courier New"/>
+                <w:sz w:val="22"/>
+                <w:lang w:val="en-US"/>
+              </w:rPr>
+              <w:t xml:space="preserve"> DATETIME NULL,</w:t>
+            </w:r>
+          </w:p>
+          <w:p>
+            <w:pPr>
+              <w:rPr>
+                <w:rFonts w:ascii="Courier New" w:hAnsi="Courier New" w:cs="Courier New"/>
+                <w:sz w:val="22"/>
+                <w:lang w:val="en-US"/>
+              </w:rPr>
+            </w:pPr>
+            <w:r>
+              <w:rPr>
+                <w:rFonts w:ascii="Courier New" w:hAnsi="Courier New" w:cs="Courier New"/>
+                <w:sz w:val="22"/>
+                <w:lang w:val="en-US"/>
+              </w:rPr>
+              <w:t xml:space="preserve">    </w:t>
+            </w:r>
+            <w:proofErr w:type="spellStart"/>
+            <w:r>
+              <w:rPr>
+                <w:rFonts w:ascii="Courier New" w:hAnsi="Courier New" w:cs="Courier New"/>
+                <w:sz w:val="22"/>
+                <w:lang w:val="en-US"/>
+              </w:rPr>
+              <w:t>repairParts</w:t>
+            </w:r>
+            <w:proofErr w:type="spellEnd"/>
+            <w:r>
+              <w:rPr>
+                <w:rFonts w:ascii="Courier New" w:hAnsi="Courier New" w:cs="Courier New"/>
+                <w:sz w:val="22"/>
+                <w:lang w:val="en-US"/>
+              </w:rPr>
+              <w:t xml:space="preserve"> TEXT NULL,</w:t>
+            </w:r>
+          </w:p>
+          <w:p>
+            <w:pPr>
+              <w:rPr>
+                <w:rFonts w:ascii="Courier New" w:hAnsi="Courier New" w:cs="Courier New"/>
+                <w:sz w:val="22"/>
+                <w:lang w:val="en-US"/>
+              </w:rPr>
+            </w:pPr>
+            <w:r>
+              <w:rPr>
+                <w:rFonts w:ascii="Courier New" w:hAnsi="Courier New" w:cs="Courier New"/>
+                <w:sz w:val="22"/>
+                <w:lang w:val="en-US"/>
+              </w:rPr>
+              <w:lastRenderedPageBreak/>
+              <w:t xml:space="preserve">    </w:t>
+            </w:r>
+            <w:proofErr w:type="spellStart"/>
+            <w:r>
+              <w:rPr>
+                <w:rFonts w:ascii="Courier New" w:hAnsi="Courier New" w:cs="Courier New"/>
+                <w:sz w:val="22"/>
+                <w:lang w:val="en-US"/>
+              </w:rPr>
+              <w:t>masterID</w:t>
+            </w:r>
+            <w:proofErr w:type="spellEnd"/>
+            <w:r>
+              <w:rPr>
+                <w:rFonts w:ascii="Courier New" w:hAnsi="Courier New" w:cs="Courier New"/>
+                <w:sz w:val="22"/>
+                <w:lang w:val="en-US"/>
+              </w:rPr>
+              <w:t xml:space="preserve"> INT NOT NULL,</w:t>
+            </w:r>
+          </w:p>
+          <w:p>
+            <w:pPr>
+              <w:rPr>
+                <w:rFonts w:ascii="Courier New" w:hAnsi="Courier New" w:cs="Courier New"/>
+                <w:sz w:val="22"/>
+                <w:lang w:val="en-US"/>
+              </w:rPr>
+            </w:pPr>
+            <w:r>
+              <w:rPr>
+                <w:rFonts w:ascii="Courier New" w:hAnsi="Courier New" w:cs="Courier New"/>
+                <w:sz w:val="22"/>
+                <w:lang w:val="en-US"/>
+              </w:rPr>
+              <w:t xml:space="preserve">    </w:t>
+            </w:r>
+            <w:proofErr w:type="spellStart"/>
+            <w:r>
+              <w:rPr>
+                <w:rFonts w:ascii="Courier New" w:hAnsi="Courier New" w:cs="Courier New"/>
+                <w:sz w:val="22"/>
+                <w:lang w:val="en-US"/>
+              </w:rPr>
+              <w:t>clientID</w:t>
+            </w:r>
+            <w:proofErr w:type="spellEnd"/>
+            <w:r>
+              <w:rPr>
+                <w:rFonts w:ascii="Courier New" w:hAnsi="Courier New" w:cs="Courier New"/>
+                <w:sz w:val="22"/>
+                <w:lang w:val="en-US"/>
+              </w:rPr>
+              <w:t xml:space="preserve"> INT NOT NULL,</w:t>
+            </w:r>
+          </w:p>
+          <w:p>
+            <w:pPr>
+              <w:rPr>
+                <w:rFonts w:ascii="Courier New" w:hAnsi="Courier New" w:cs="Courier New"/>
+                <w:sz w:val="22"/>
+                <w:lang w:val="en-US"/>
+              </w:rPr>
+            </w:pPr>
+            <w:r>
+              <w:rPr>
+                <w:rFonts w:ascii="Courier New" w:hAnsi="Courier New" w:cs="Courier New"/>
+                <w:sz w:val="22"/>
+                <w:lang w:val="en-US"/>
+              </w:rPr>
+              <w:t xml:space="preserve">    FOREIGN KEY (</w:t>
+            </w:r>
+            <w:proofErr w:type="spellStart"/>
+            <w:r>
+              <w:rPr>
+                <w:rFonts w:ascii="Courier New" w:hAnsi="Courier New" w:cs="Courier New"/>
+                <w:sz w:val="22"/>
+                <w:lang w:val="en-US"/>
+              </w:rPr>
+              <w:t>masterID</w:t>
+            </w:r>
+            <w:proofErr w:type="spellEnd"/>
+            <w:r>
+              <w:rPr>
+                <w:rFonts w:ascii="Courier New" w:hAnsi="Courier New" w:cs="Courier New"/>
+                <w:sz w:val="22"/>
+                <w:lang w:val="en-US"/>
+              </w:rPr>
+              <w:t>) REFERENCES Master(</w:t>
+            </w:r>
+            <w:proofErr w:type="spellStart"/>
+            <w:r>
+              <w:rPr>
+                <w:rFonts w:ascii="Courier New" w:hAnsi="Courier New" w:cs="Courier New"/>
+                <w:sz w:val="22"/>
+                <w:lang w:val="en-US"/>
+              </w:rPr>
+              <w:t>userID</w:t>
+            </w:r>
+            <w:proofErr w:type="spellEnd"/>
+            <w:r>
+              <w:rPr>
+                <w:rFonts w:ascii="Courier New" w:hAnsi="Courier New" w:cs="Courier New"/>
+                <w:sz w:val="22"/>
+                <w:lang w:val="en-US"/>
+              </w:rPr>
+              <w:t>),</w:t>
+            </w:r>
+          </w:p>
+          <w:p>
+            <w:pPr>
+              <w:rPr>
+                <w:rFonts w:ascii="Courier New" w:hAnsi="Courier New" w:cs="Courier New"/>
+                <w:sz w:val="22"/>
+                <w:lang w:val="en-US"/>
+              </w:rPr>
+            </w:pPr>
+            <w:r>
+              <w:rPr>
+                <w:rFonts w:ascii="Courier New" w:hAnsi="Courier New" w:cs="Courier New"/>
+                <w:sz w:val="22"/>
+                <w:lang w:val="en-US"/>
+              </w:rPr>
+              <w:t xml:space="preserve">    FOREIGN KEY (</w:t>
+            </w:r>
+            <w:proofErr w:type="spellStart"/>
+            <w:r>
+              <w:rPr>
+                <w:rFonts w:ascii="Courier New" w:hAnsi="Courier New" w:cs="Courier New"/>
+                <w:sz w:val="22"/>
+                <w:lang w:val="en-US"/>
+              </w:rPr>
+              <w:t>clientID</w:t>
+            </w:r>
+            <w:proofErr w:type="spellEnd"/>
+            <w:r>
+              <w:rPr>
+                <w:rFonts w:ascii="Courier New" w:hAnsi="Courier New" w:cs="Courier New"/>
+                <w:sz w:val="22"/>
+                <w:lang w:val="en-US"/>
+              </w:rPr>
+              <w:t>) REFERENCES Client(</w:t>
+            </w:r>
+            <w:proofErr w:type="spellStart"/>
+            <w:r>
+              <w:rPr>
+                <w:rFonts w:ascii="Courier New" w:hAnsi="Courier New" w:cs="Courier New"/>
+                <w:sz w:val="22"/>
+                <w:lang w:val="en-US"/>
+              </w:rPr>
+              <w:t>userID</w:t>
+            </w:r>
+            <w:proofErr w:type="spellEnd"/>
+            <w:r>
+              <w:rPr>
+                <w:rFonts w:ascii="Courier New" w:hAnsi="Courier New" w:cs="Courier New"/>
+                <w:sz w:val="22"/>
+                <w:lang w:val="en-US"/>
+              </w:rPr>
+              <w:t>)</w:t>
+            </w:r>
+          </w:p>
+          <w:p>
+            <w:pPr>
+              <w:rPr>
+                <w:rFonts w:ascii="Courier New" w:hAnsi="Courier New" w:cs="Courier New"/>
+                <w:sz w:val="22"/>
+                <w:lang w:val="en-US"/>
+              </w:rPr>
+            </w:pPr>
+            <w:r>
+              <w:rPr>
+                <w:rFonts w:ascii="Courier New" w:hAnsi="Courier New" w:cs="Courier New"/>
+                <w:sz w:val="22"/>
+                <w:lang w:val="en-US"/>
+              </w:rPr>
+              <w:t>);</w:t>
+            </w:r>
+          </w:p>
+          <w:p>
+            <w:pPr>
+              <w:rPr>
+                <w:rFonts w:ascii="Courier New" w:hAnsi="Courier New" w:cs="Courier New"/>
+                <w:sz w:val="22"/>
+                <w:lang w:val="en-US"/>
+              </w:rPr>
+            </w:pPr>
+          </w:p>
+          <w:p>
+            <w:pPr>
+              <w:rPr>
+                <w:rFonts w:ascii="Courier New" w:hAnsi="Courier New" w:cs="Courier New"/>
+                <w:sz w:val="22"/>
+                <w:lang w:val="en-US"/>
+              </w:rPr>
+            </w:pPr>
+            <w:r>
+              <w:rPr>
+                <w:rFonts w:ascii="Courier New" w:hAnsi="Courier New" w:cs="Courier New"/>
+                <w:sz w:val="22"/>
+                <w:lang w:val="en-US"/>
+              </w:rPr>
+              <w:t>CREATE TABLE Comments (</w:t>
+            </w:r>
+          </w:p>
+          <w:p>
+            <w:pPr>
+              <w:rPr>
+                <w:rFonts w:ascii="Courier New" w:hAnsi="Courier New" w:cs="Courier New"/>
+                <w:sz w:val="22"/>
+                <w:lang w:val="en-US"/>
+              </w:rPr>
+            </w:pPr>
+            <w:r>
+              <w:rPr>
+                <w:rFonts w:ascii="Courier New" w:hAnsi="Courier New" w:cs="Courier New"/>
+                <w:sz w:val="22"/>
+                <w:lang w:val="en-US"/>
+              </w:rPr>
+              <w:t xml:space="preserve">    </w:t>
+            </w:r>
+            <w:proofErr w:type="spellStart"/>
+            <w:r>
+              <w:rPr>
+                <w:rFonts w:ascii="Courier New" w:hAnsi="Courier New" w:cs="Courier New"/>
+                <w:sz w:val="22"/>
+                <w:lang w:val="en-US"/>
+              </w:rPr>
+              <w:t>commentID</w:t>
+            </w:r>
+            <w:proofErr w:type="spellEnd"/>
+            <w:r>
+              <w:rPr>
+                <w:rFonts w:ascii="Courier New" w:hAnsi="Courier New" w:cs="Courier New"/>
+                <w:sz w:val="22"/>
+                <w:lang w:val="en-US"/>
+              </w:rPr>
+              <w:t xml:space="preserve"> INT PRIMARY KEY AUTO_INCREMENT,</w:t>
+            </w:r>
+          </w:p>
+          <w:p>
+            <w:pPr>
+              <w:rPr>
+                <w:rFonts w:ascii="Courier New" w:hAnsi="Courier New" w:cs="Courier New"/>
+                <w:sz w:val="22"/>
+                <w:lang w:val="en-US"/>
+              </w:rPr>
+            </w:pPr>
+            <w:r>
+              <w:rPr>
+                <w:rFonts w:ascii="Courier New" w:hAnsi="Courier New" w:cs="Courier New"/>
+                <w:sz w:val="22"/>
+                <w:lang w:val="en-US"/>
+              </w:rPr>
+              <w:t xml:space="preserve">    message TEXT NOT NULL,</w:t>
+            </w:r>
+          </w:p>
+          <w:p>
+            <w:pPr>
+              <w:rPr>
+                <w:rFonts w:ascii="Courier New" w:hAnsi="Courier New" w:cs="Courier New"/>
+                <w:sz w:val="22"/>
+                <w:lang w:val="en-US"/>
+              </w:rPr>
+            </w:pPr>
+            <w:r>
+              <w:rPr>
+                <w:rFonts w:ascii="Courier New" w:hAnsi="Courier New" w:cs="Courier New"/>
+                <w:sz w:val="22"/>
+                <w:lang w:val="en-US"/>
+              </w:rPr>
+              <w:t xml:space="preserve">    </w:t>
+            </w:r>
+            <w:proofErr w:type="spellStart"/>
+            <w:r>
+              <w:rPr>
+                <w:rFonts w:ascii="Courier New" w:hAnsi="Courier New" w:cs="Courier New"/>
+                <w:sz w:val="22"/>
+                <w:lang w:val="en-US"/>
+              </w:rPr>
+              <w:t>masterID</w:t>
+            </w:r>
+            <w:proofErr w:type="spellEnd"/>
+            <w:r>
+              <w:rPr>
+                <w:rFonts w:ascii="Courier New" w:hAnsi="Courier New" w:cs="Courier New"/>
+                <w:sz w:val="22"/>
+                <w:lang w:val="en-US"/>
+              </w:rPr>
+              <w:t xml:space="preserve"> INT NOT NULL,</w:t>
+            </w:r>
+          </w:p>
+          <w:p>
+            <w:pPr>
+              <w:rPr>
+                <w:rFonts w:ascii="Courier New" w:hAnsi="Courier New" w:cs="Courier New"/>
+                <w:sz w:val="22"/>
+                <w:lang w:val="en-US"/>
+              </w:rPr>
+            </w:pPr>
+            <w:r>
+              <w:rPr>
+                <w:rFonts w:ascii="Courier New" w:hAnsi="Courier New" w:cs="Courier New"/>
+                <w:sz w:val="22"/>
+                <w:lang w:val="en-US"/>
+              </w:rPr>
+              <w:t xml:space="preserve">    </w:t>
+            </w:r>
+            <w:proofErr w:type="spellStart"/>
+            <w:r>
+              <w:rPr>
+                <w:rFonts w:ascii="Courier New" w:hAnsi="Courier New" w:cs="Courier New"/>
+                <w:sz w:val="22"/>
+                <w:lang w:val="en-US"/>
+              </w:rPr>
+              <w:t>requestID</w:t>
+            </w:r>
+            <w:proofErr w:type="spellEnd"/>
+            <w:r>
+              <w:rPr>
+                <w:rFonts w:ascii="Courier New" w:hAnsi="Courier New" w:cs="Courier New"/>
+                <w:sz w:val="22"/>
+                <w:lang w:val="en-US"/>
+              </w:rPr>
+              <w:t xml:space="preserve"> INT NOT NULL,</w:t>
+            </w:r>
+          </w:p>
+          <w:p>
+            <w:pPr>
+              <w:rPr>
+                <w:rFonts w:ascii="Courier New" w:hAnsi="Courier New" w:cs="Courier New"/>
+                <w:sz w:val="22"/>
+                <w:lang w:val="en-US"/>
+              </w:rPr>
+            </w:pPr>
+            <w:r>
+              <w:rPr>
+                <w:rFonts w:ascii="Courier New" w:hAnsi="Courier New" w:cs="Courier New"/>
+                <w:sz w:val="22"/>
+                <w:lang w:val="en-US"/>
+              </w:rPr>
+              <w:t xml:space="preserve">    FOREIGN KEY (</w:t>
+            </w:r>
+            <w:proofErr w:type="spellStart"/>
+            <w:r>
+              <w:rPr>
+                <w:rFonts w:ascii="Courier New" w:hAnsi="Courier New" w:cs="Courier New"/>
+                <w:sz w:val="22"/>
+                <w:lang w:val="en-US"/>
+              </w:rPr>
+              <w:t>masterID</w:t>
+            </w:r>
+            <w:proofErr w:type="spellEnd"/>
+            <w:r>
+              <w:rPr>
+                <w:rFonts w:ascii="Courier New" w:hAnsi="Courier New" w:cs="Courier New"/>
+                <w:sz w:val="22"/>
+                <w:lang w:val="en-US"/>
+              </w:rPr>
+              <w:t>) REFERENCES Master(</w:t>
+            </w:r>
+            <w:proofErr w:type="spellStart"/>
+            <w:r>
+              <w:rPr>
+                <w:rFonts w:ascii="Courier New" w:hAnsi="Courier New" w:cs="Courier New"/>
+                <w:sz w:val="22"/>
+                <w:lang w:val="en-US"/>
+              </w:rPr>
+              <w:t>userID</w:t>
+            </w:r>
+            <w:proofErr w:type="spellEnd"/>
+            <w:r>
+              <w:rPr>
+                <w:rFonts w:ascii="Courier New" w:hAnsi="Courier New" w:cs="Courier New"/>
+                <w:sz w:val="22"/>
+                <w:lang w:val="en-US"/>
+              </w:rPr>
+              <w:t>),</w:t>
+            </w:r>
+          </w:p>
+          <w:p>
+            <w:pPr>
+              <w:rPr>
+                <w:rFonts w:ascii="Courier New" w:hAnsi="Courier New" w:cs="Courier New"/>
+                <w:sz w:val="22"/>
+                <w:lang w:val="en-US"/>
+              </w:rPr>
+            </w:pPr>
+            <w:r>
+              <w:rPr>
+                <w:rFonts w:ascii="Courier New" w:hAnsi="Courier New" w:cs="Courier New"/>
+                <w:sz w:val="22"/>
+                <w:lang w:val="en-US"/>
+              </w:rPr>
+              <w:t xml:space="preserve">    FOREIGN KEY (</w:t>
+            </w:r>
+            <w:proofErr w:type="spellStart"/>
+            <w:r>
+              <w:rPr>
+                <w:rFonts w:ascii="Courier New" w:hAnsi="Courier New" w:cs="Courier New"/>
+                <w:sz w:val="22"/>
+                <w:lang w:val="en-US"/>
+              </w:rPr>
+              <w:t>requestID</w:t>
+            </w:r>
+            <w:proofErr w:type="spellEnd"/>
+            <w:r>
+              <w:rPr>
+                <w:rFonts w:ascii="Courier New" w:hAnsi="Courier New" w:cs="Courier New"/>
+                <w:sz w:val="22"/>
+                <w:lang w:val="en-US"/>
+              </w:rPr>
+              <w:t>) REFERENCES Requests(</w:t>
+            </w:r>
+            <w:proofErr w:type="spellStart"/>
+            <w:r>
+              <w:rPr>
+                <w:rFonts w:ascii="Courier New" w:hAnsi="Courier New" w:cs="Courier New"/>
+                <w:sz w:val="22"/>
+                <w:lang w:val="en-US"/>
+              </w:rPr>
+              <w:t>requestID</w:t>
+            </w:r>
+            <w:proofErr w:type="spellEnd"/>
+            <w:r>
+              <w:rPr>
+                <w:rFonts w:ascii="Courier New" w:hAnsi="Courier New" w:cs="Courier New"/>
+                <w:sz w:val="22"/>
+                <w:lang w:val="en-US"/>
+              </w:rPr>
+              <w:t>)</w:t>
+            </w:r>
+          </w:p>
+          <w:p>
+            <w:r>
+              <w:rPr>
+                <w:rFonts w:ascii="Courier New" w:hAnsi="Courier New" w:cs="Courier New"/>
+                <w:sz w:val="22"/>
+              </w:rPr>
+              <w:t>);</w:t>
+            </w:r>
+          </w:p>
+        </w:tc>
+      </w:tr>
+    </w:tbl>
+    <w:p/>
     <w:sectPr>
       <w:pgSz w:w="11906" w:h="16838"/>
       <w:pgMar w:top="851" w:right="567" w:bottom="1418" w:left="1418" w:header="709" w:footer="340" w:gutter="0"/>
@@ -732,6 +2095,22 @@
       <w:lang w:eastAsia="ru-RU"/>
     </w:rPr>
   </w:style>
+  <w:style w:type="table" w:styleId="a5">
+    <w:name w:val="Table Grid"/>
+    <w:basedOn w:val="a1"/>
+    <w:uiPriority w:val="39"/>
+    <w:rsid w:val="007778B1"/>
+    <w:tblPr>
+      <w:tblBorders>
+        <w:top w:val="single" w:sz="4" w:space="0" w:color="auto"/>
+        <w:left w:val="single" w:sz="4" w:space="0" w:color="auto"/>
+        <w:bottom w:val="single" w:sz="4" w:space="0" w:color="auto"/>
+        <w:right w:val="single" w:sz="4" w:space="0" w:color="auto"/>
+        <w:insideH w:val="single" w:sz="4" w:space="0" w:color="auto"/>
+        <w:insideV w:val="single" w:sz="4" w:space="0" w:color="auto"/>
+      </w:tblBorders>
+    </w:tblPr>
+  </w:style>
 </w:styles>
 </file>
 

--- a/модуль 1.docx
+++ b/модуль 1.docx
@@ -498,1135 +498,10 @@
         <w:t>оптимизации и улучшении процесса.</w:t>
       </w:r>
     </w:p>
-    <w:p/>
-    <w:p>
-      <w:r>
-        <w:t>Создание таблиц в базе данных</w:t>
-      </w:r>
-    </w:p>
     <w:p>
       <w:bookmarkStart w:id="0" w:name="_GoBack"/>
       <w:bookmarkEnd w:id="0"/>
     </w:p>
-    <w:p>
-      <w:r>
-        <w:t>Листинг</w:t>
-      </w:r>
-    </w:p>
-    <w:tbl>
-      <w:tblPr>
-        <w:tblStyle w:val="a5"/>
-        <w:tblW w:w="0" w:type="auto"/>
-        <w:tblLook w:val="04A0" w:firstRow="1" w:lastRow="0" w:firstColumn="1" w:lastColumn="0" w:noHBand="0" w:noVBand="1"/>
-      </w:tblPr>
-      <w:tblGrid>
-        <w:gridCol w:w="9911"/>
-      </w:tblGrid>
-      <w:tr>
-        <w:tc>
-          <w:tcPr>
-            <w:tcW w:w="9911" w:type="dxa"/>
-          </w:tcPr>
-          <w:p>
-            <w:pPr>
-              <w:rPr>
-                <w:rFonts w:ascii="Courier New" w:hAnsi="Courier New" w:cs="Courier New"/>
-                <w:sz w:val="22"/>
-                <w:lang w:val="en-US"/>
-              </w:rPr>
-            </w:pPr>
-            <w:r>
-              <w:rPr>
-                <w:rFonts w:ascii="Courier New" w:hAnsi="Courier New" w:cs="Courier New"/>
-                <w:sz w:val="22"/>
-                <w:lang w:val="en-US"/>
-              </w:rPr>
-              <w:t>CREATE TABLE Client (</w:t>
-            </w:r>
-          </w:p>
-          <w:p>
-            <w:pPr>
-              <w:rPr>
-                <w:rFonts w:ascii="Courier New" w:hAnsi="Courier New" w:cs="Courier New"/>
-                <w:sz w:val="22"/>
-                <w:lang w:val="en-US"/>
-              </w:rPr>
-            </w:pPr>
-            <w:r>
-              <w:rPr>
-                <w:rFonts w:ascii="Courier New" w:hAnsi="Courier New" w:cs="Courier New"/>
-                <w:sz w:val="22"/>
-                <w:lang w:val="en-US"/>
-              </w:rPr>
-              <w:t xml:space="preserve">    </w:t>
-            </w:r>
-            <w:proofErr w:type="spellStart"/>
-            <w:r>
-              <w:rPr>
-                <w:rFonts w:ascii="Courier New" w:hAnsi="Courier New" w:cs="Courier New"/>
-                <w:sz w:val="22"/>
-                <w:lang w:val="en-US"/>
-              </w:rPr>
-              <w:t>userID</w:t>
-            </w:r>
-            <w:proofErr w:type="spellEnd"/>
-            <w:r>
-              <w:rPr>
-                <w:rFonts w:ascii="Courier New" w:hAnsi="Courier New" w:cs="Courier New"/>
-                <w:sz w:val="22"/>
-                <w:lang w:val="en-US"/>
-              </w:rPr>
-              <w:t xml:space="preserve"> INT PRIMARY KEY AUTO_INCREMENT,</w:t>
-            </w:r>
-          </w:p>
-          <w:p>
-            <w:pPr>
-              <w:rPr>
-                <w:rFonts w:ascii="Courier New" w:hAnsi="Courier New" w:cs="Courier New"/>
-                <w:sz w:val="22"/>
-                <w:lang w:val="en-US"/>
-              </w:rPr>
-            </w:pPr>
-            <w:r>
-              <w:rPr>
-                <w:rFonts w:ascii="Courier New" w:hAnsi="Courier New" w:cs="Courier New"/>
-                <w:sz w:val="22"/>
-                <w:lang w:val="en-US"/>
-              </w:rPr>
-              <w:t xml:space="preserve">    </w:t>
-            </w:r>
-            <w:proofErr w:type="spellStart"/>
-            <w:r>
-              <w:rPr>
-                <w:rFonts w:ascii="Courier New" w:hAnsi="Courier New" w:cs="Courier New"/>
-                <w:sz w:val="22"/>
-                <w:lang w:val="en-US"/>
-              </w:rPr>
-              <w:t>fio</w:t>
-            </w:r>
-            <w:proofErr w:type="spellEnd"/>
-            <w:r>
-              <w:rPr>
-                <w:rFonts w:ascii="Courier New" w:hAnsi="Courier New" w:cs="Courier New"/>
-                <w:sz w:val="22"/>
-                <w:lang w:val="en-US"/>
-              </w:rPr>
-              <w:t xml:space="preserve"> VARCHAR(255) NOT NULL,</w:t>
-            </w:r>
-          </w:p>
-          <w:p>
-            <w:pPr>
-              <w:rPr>
-                <w:rFonts w:ascii="Courier New" w:hAnsi="Courier New" w:cs="Courier New"/>
-                <w:sz w:val="22"/>
-                <w:lang w:val="en-US"/>
-              </w:rPr>
-            </w:pPr>
-            <w:r>
-              <w:rPr>
-                <w:rFonts w:ascii="Courier New" w:hAnsi="Courier New" w:cs="Courier New"/>
-                <w:sz w:val="22"/>
-                <w:lang w:val="en-US"/>
-              </w:rPr>
-              <w:t xml:space="preserve">    phone VARCHAR(20) NOT NULL,</w:t>
-            </w:r>
-          </w:p>
-          <w:p>
-            <w:pPr>
-              <w:rPr>
-                <w:rFonts w:ascii="Courier New" w:hAnsi="Courier New" w:cs="Courier New"/>
-                <w:sz w:val="22"/>
-                <w:lang w:val="en-US"/>
-              </w:rPr>
-            </w:pPr>
-            <w:r>
-              <w:rPr>
-                <w:rFonts w:ascii="Courier New" w:hAnsi="Courier New" w:cs="Courier New"/>
-                <w:sz w:val="22"/>
-                <w:lang w:val="en-US"/>
-              </w:rPr>
-              <w:t xml:space="preserve">    login VARCHAR(100) UNIQUE NOT NULL,</w:t>
-            </w:r>
-          </w:p>
-          <w:p>
-            <w:pPr>
-              <w:rPr>
-                <w:rFonts w:ascii="Courier New" w:hAnsi="Courier New" w:cs="Courier New"/>
-                <w:sz w:val="22"/>
-                <w:lang w:val="en-US"/>
-              </w:rPr>
-            </w:pPr>
-            <w:r>
-              <w:rPr>
-                <w:rFonts w:ascii="Courier New" w:hAnsi="Courier New" w:cs="Courier New"/>
-                <w:sz w:val="22"/>
-                <w:lang w:val="en-US"/>
-              </w:rPr>
-              <w:t xml:space="preserve">    password VARCHAR(255) NOT NULL</w:t>
-            </w:r>
-          </w:p>
-          <w:p>
-            <w:pPr>
-              <w:rPr>
-                <w:rFonts w:ascii="Courier New" w:hAnsi="Courier New" w:cs="Courier New"/>
-                <w:sz w:val="22"/>
-                <w:lang w:val="en-US"/>
-              </w:rPr>
-            </w:pPr>
-            <w:r>
-              <w:rPr>
-                <w:rFonts w:ascii="Courier New" w:hAnsi="Courier New" w:cs="Courier New"/>
-                <w:sz w:val="22"/>
-                <w:lang w:val="en-US"/>
-              </w:rPr>
-              <w:t>);</w:t>
-            </w:r>
-          </w:p>
-          <w:p>
-            <w:pPr>
-              <w:rPr>
-                <w:rFonts w:ascii="Courier New" w:hAnsi="Courier New" w:cs="Courier New"/>
-                <w:sz w:val="22"/>
-                <w:lang w:val="en-US"/>
-              </w:rPr>
-            </w:pPr>
-          </w:p>
-          <w:p>
-            <w:pPr>
-              <w:rPr>
-                <w:rFonts w:ascii="Courier New" w:hAnsi="Courier New" w:cs="Courier New"/>
-                <w:sz w:val="22"/>
-                <w:lang w:val="en-US"/>
-              </w:rPr>
-            </w:pPr>
-            <w:r>
-              <w:rPr>
-                <w:rFonts w:ascii="Courier New" w:hAnsi="Courier New" w:cs="Courier New"/>
-                <w:sz w:val="22"/>
-                <w:lang w:val="en-US"/>
-              </w:rPr>
-              <w:t>CREATE TABLE Master (</w:t>
-            </w:r>
-          </w:p>
-          <w:p>
-            <w:pPr>
-              <w:rPr>
-                <w:rFonts w:ascii="Courier New" w:hAnsi="Courier New" w:cs="Courier New"/>
-                <w:sz w:val="22"/>
-                <w:lang w:val="en-US"/>
-              </w:rPr>
-            </w:pPr>
-            <w:r>
-              <w:rPr>
-                <w:rFonts w:ascii="Courier New" w:hAnsi="Courier New" w:cs="Courier New"/>
-                <w:sz w:val="22"/>
-                <w:lang w:val="en-US"/>
-              </w:rPr>
-              <w:t xml:space="preserve">    </w:t>
-            </w:r>
-            <w:proofErr w:type="spellStart"/>
-            <w:r>
-              <w:rPr>
-                <w:rFonts w:ascii="Courier New" w:hAnsi="Courier New" w:cs="Courier New"/>
-                <w:sz w:val="22"/>
-                <w:lang w:val="en-US"/>
-              </w:rPr>
-              <w:t>userID</w:t>
-            </w:r>
-            <w:proofErr w:type="spellEnd"/>
-            <w:r>
-              <w:rPr>
-                <w:rFonts w:ascii="Courier New" w:hAnsi="Courier New" w:cs="Courier New"/>
-                <w:sz w:val="22"/>
-                <w:lang w:val="en-US"/>
-              </w:rPr>
-              <w:t xml:space="preserve"> INT PRIMARY KEY AUTO_INCREMENT,</w:t>
-            </w:r>
-          </w:p>
-          <w:p>
-            <w:pPr>
-              <w:rPr>
-                <w:rFonts w:ascii="Courier New" w:hAnsi="Courier New" w:cs="Courier New"/>
-                <w:sz w:val="22"/>
-                <w:lang w:val="en-US"/>
-              </w:rPr>
-            </w:pPr>
-            <w:r>
-              <w:rPr>
-                <w:rFonts w:ascii="Courier New" w:hAnsi="Courier New" w:cs="Courier New"/>
-                <w:sz w:val="22"/>
-                <w:lang w:val="en-US"/>
-              </w:rPr>
-              <w:t xml:space="preserve">    </w:t>
-            </w:r>
-            <w:proofErr w:type="spellStart"/>
-            <w:r>
-              <w:rPr>
-                <w:rFonts w:ascii="Courier New" w:hAnsi="Courier New" w:cs="Courier New"/>
-                <w:sz w:val="22"/>
-                <w:lang w:val="en-US"/>
-              </w:rPr>
-              <w:t>fio</w:t>
-            </w:r>
-            <w:proofErr w:type="spellEnd"/>
-            <w:r>
-              <w:rPr>
-                <w:rFonts w:ascii="Courier New" w:hAnsi="Courier New" w:cs="Courier New"/>
-                <w:sz w:val="22"/>
-                <w:lang w:val="en-US"/>
-              </w:rPr>
-              <w:t xml:space="preserve"> VARCHAR(255) NOT NULL,</w:t>
-            </w:r>
-          </w:p>
-          <w:p>
-            <w:pPr>
-              <w:rPr>
-                <w:rFonts w:ascii="Courier New" w:hAnsi="Courier New" w:cs="Courier New"/>
-                <w:sz w:val="22"/>
-                <w:lang w:val="en-US"/>
-              </w:rPr>
-            </w:pPr>
-            <w:r>
-              <w:rPr>
-                <w:rFonts w:ascii="Courier New" w:hAnsi="Courier New" w:cs="Courier New"/>
-                <w:sz w:val="22"/>
-                <w:lang w:val="en-US"/>
-              </w:rPr>
-              <w:t xml:space="preserve">    phone VARCHAR(20) NOT NULL,</w:t>
-            </w:r>
-          </w:p>
-          <w:p>
-            <w:pPr>
-              <w:rPr>
-                <w:rFonts w:ascii="Courier New" w:hAnsi="Courier New" w:cs="Courier New"/>
-                <w:sz w:val="22"/>
-                <w:lang w:val="en-US"/>
-              </w:rPr>
-            </w:pPr>
-            <w:r>
-              <w:rPr>
-                <w:rFonts w:ascii="Courier New" w:hAnsi="Courier New" w:cs="Courier New"/>
-                <w:sz w:val="22"/>
-                <w:lang w:val="en-US"/>
-              </w:rPr>
-              <w:t xml:space="preserve">    login VARCHAR(100) UNIQUE NOT NULL,</w:t>
-            </w:r>
-          </w:p>
-          <w:p>
-            <w:pPr>
-              <w:rPr>
-                <w:rFonts w:ascii="Courier New" w:hAnsi="Courier New" w:cs="Courier New"/>
-                <w:sz w:val="22"/>
-                <w:lang w:val="en-US"/>
-              </w:rPr>
-            </w:pPr>
-            <w:r>
-              <w:rPr>
-                <w:rFonts w:ascii="Courier New" w:hAnsi="Courier New" w:cs="Courier New"/>
-                <w:sz w:val="22"/>
-                <w:lang w:val="en-US"/>
-              </w:rPr>
-              <w:t xml:space="preserve">    password VARCHAR(255) NOT NULL,</w:t>
-            </w:r>
-          </w:p>
-          <w:p>
-            <w:pPr>
-              <w:rPr>
-                <w:rFonts w:ascii="Courier New" w:hAnsi="Courier New" w:cs="Courier New"/>
-                <w:sz w:val="22"/>
-                <w:lang w:val="en-US"/>
-              </w:rPr>
-            </w:pPr>
-            <w:r>
-              <w:rPr>
-                <w:rFonts w:ascii="Courier New" w:hAnsi="Courier New" w:cs="Courier New"/>
-                <w:sz w:val="22"/>
-                <w:lang w:val="en-US"/>
-              </w:rPr>
-              <w:t xml:space="preserve">    type VARCHAR(100) NOT NULL</w:t>
-            </w:r>
-          </w:p>
-          <w:p>
-            <w:pPr>
-              <w:rPr>
-                <w:rFonts w:ascii="Courier New" w:hAnsi="Courier New" w:cs="Courier New"/>
-                <w:sz w:val="22"/>
-              </w:rPr>
-            </w:pPr>
-            <w:r>
-              <w:rPr>
-                <w:rFonts w:ascii="Courier New" w:hAnsi="Courier New" w:cs="Courier New"/>
-                <w:sz w:val="22"/>
-              </w:rPr>
-              <w:t>);</w:t>
-            </w:r>
-          </w:p>
-          <w:p>
-            <w:pPr>
-              <w:rPr>
-                <w:rFonts w:ascii="Courier New" w:hAnsi="Courier New" w:cs="Courier New"/>
-                <w:sz w:val="22"/>
-              </w:rPr>
-            </w:pPr>
-          </w:p>
-          <w:p>
-            <w:pPr>
-              <w:rPr>
-                <w:rFonts w:ascii="Courier New" w:hAnsi="Courier New" w:cs="Courier New"/>
-                <w:sz w:val="22"/>
-                <w:lang w:val="en-US"/>
-              </w:rPr>
-            </w:pPr>
-            <w:r>
-              <w:rPr>
-                <w:rFonts w:ascii="Courier New" w:hAnsi="Courier New" w:cs="Courier New"/>
-                <w:sz w:val="22"/>
-                <w:lang w:val="en-US"/>
-              </w:rPr>
-              <w:t>CREATE TABLE Requests (</w:t>
-            </w:r>
-          </w:p>
-          <w:p>
-            <w:pPr>
-              <w:rPr>
-                <w:rFonts w:ascii="Courier New" w:hAnsi="Courier New" w:cs="Courier New"/>
-                <w:sz w:val="22"/>
-                <w:lang w:val="en-US"/>
-              </w:rPr>
-            </w:pPr>
-            <w:r>
-              <w:rPr>
-                <w:rFonts w:ascii="Courier New" w:hAnsi="Courier New" w:cs="Courier New"/>
-                <w:sz w:val="22"/>
-                <w:lang w:val="en-US"/>
-              </w:rPr>
-              <w:t xml:space="preserve">    </w:t>
-            </w:r>
-            <w:proofErr w:type="spellStart"/>
-            <w:r>
-              <w:rPr>
-                <w:rFonts w:ascii="Courier New" w:hAnsi="Courier New" w:cs="Courier New"/>
-                <w:sz w:val="22"/>
-                <w:lang w:val="en-US"/>
-              </w:rPr>
-              <w:t>requestID</w:t>
-            </w:r>
-            <w:proofErr w:type="spellEnd"/>
-            <w:r>
-              <w:rPr>
-                <w:rFonts w:ascii="Courier New" w:hAnsi="Courier New" w:cs="Courier New"/>
-                <w:sz w:val="22"/>
-                <w:lang w:val="en-US"/>
-              </w:rPr>
-              <w:t xml:space="preserve"> INT PRIMARY KEY AUTO_INCREMENT,</w:t>
-            </w:r>
-          </w:p>
-          <w:p>
-            <w:pPr>
-              <w:rPr>
-                <w:rFonts w:ascii="Courier New" w:hAnsi="Courier New" w:cs="Courier New"/>
-                <w:sz w:val="22"/>
-                <w:lang w:val="en-US"/>
-              </w:rPr>
-            </w:pPr>
-            <w:r>
-              <w:rPr>
-                <w:rFonts w:ascii="Courier New" w:hAnsi="Courier New" w:cs="Courier New"/>
-                <w:sz w:val="22"/>
-                <w:lang w:val="en-US"/>
-              </w:rPr>
-              <w:t xml:space="preserve">    </w:t>
-            </w:r>
-            <w:proofErr w:type="spellStart"/>
-            <w:r>
-              <w:rPr>
-                <w:rFonts w:ascii="Courier New" w:hAnsi="Courier New" w:cs="Courier New"/>
-                <w:sz w:val="22"/>
-                <w:lang w:val="en-US"/>
-              </w:rPr>
-              <w:t>startDate</w:t>
-            </w:r>
-            <w:proofErr w:type="spellEnd"/>
-            <w:r>
-              <w:rPr>
-                <w:rFonts w:ascii="Courier New" w:hAnsi="Courier New" w:cs="Courier New"/>
-                <w:sz w:val="22"/>
-                <w:lang w:val="en-US"/>
-              </w:rPr>
-              <w:t xml:space="preserve"> DATETIME NOT NULL,</w:t>
-            </w:r>
-          </w:p>
-          <w:p>
-            <w:pPr>
-              <w:rPr>
-                <w:rFonts w:ascii="Courier New" w:hAnsi="Courier New" w:cs="Courier New"/>
-                <w:sz w:val="22"/>
-                <w:lang w:val="en-US"/>
-              </w:rPr>
-            </w:pPr>
-            <w:r>
-              <w:rPr>
-                <w:rFonts w:ascii="Courier New" w:hAnsi="Courier New" w:cs="Courier New"/>
-                <w:sz w:val="22"/>
-                <w:lang w:val="en-US"/>
-              </w:rPr>
-              <w:t xml:space="preserve">    </w:t>
-            </w:r>
-            <w:proofErr w:type="spellStart"/>
-            <w:r>
-              <w:rPr>
-                <w:rFonts w:ascii="Courier New" w:hAnsi="Courier New" w:cs="Courier New"/>
-                <w:sz w:val="22"/>
-                <w:lang w:val="en-US"/>
-              </w:rPr>
-              <w:t>carType</w:t>
-            </w:r>
-            <w:proofErr w:type="spellEnd"/>
-            <w:r>
-              <w:rPr>
-                <w:rFonts w:ascii="Courier New" w:hAnsi="Courier New" w:cs="Courier New"/>
-                <w:sz w:val="22"/>
-                <w:lang w:val="en-US"/>
-              </w:rPr>
-              <w:t xml:space="preserve"> VARCHAR(100) NOT NULL,</w:t>
-            </w:r>
-          </w:p>
-          <w:p>
-            <w:pPr>
-              <w:rPr>
-                <w:rFonts w:ascii="Courier New" w:hAnsi="Courier New" w:cs="Courier New"/>
-                <w:sz w:val="22"/>
-                <w:lang w:val="en-US"/>
-              </w:rPr>
-            </w:pPr>
-            <w:r>
-              <w:rPr>
-                <w:rFonts w:ascii="Courier New" w:hAnsi="Courier New" w:cs="Courier New"/>
-                <w:sz w:val="22"/>
-                <w:lang w:val="en-US"/>
-              </w:rPr>
-              <w:t xml:space="preserve">    </w:t>
-            </w:r>
-            <w:proofErr w:type="spellStart"/>
-            <w:r>
-              <w:rPr>
-                <w:rFonts w:ascii="Courier New" w:hAnsi="Courier New" w:cs="Courier New"/>
-                <w:sz w:val="22"/>
-                <w:lang w:val="en-US"/>
-              </w:rPr>
-              <w:t>carModel</w:t>
-            </w:r>
-            <w:proofErr w:type="spellEnd"/>
-            <w:r>
-              <w:rPr>
-                <w:rFonts w:ascii="Courier New" w:hAnsi="Courier New" w:cs="Courier New"/>
-                <w:sz w:val="22"/>
-                <w:lang w:val="en-US"/>
-              </w:rPr>
-              <w:t xml:space="preserve"> VARCHAR(100) NOT NULL,</w:t>
-            </w:r>
-          </w:p>
-          <w:p>
-            <w:pPr>
-              <w:rPr>
-                <w:rFonts w:ascii="Courier New" w:hAnsi="Courier New" w:cs="Courier New"/>
-                <w:sz w:val="22"/>
-                <w:lang w:val="en-US"/>
-              </w:rPr>
-            </w:pPr>
-            <w:r>
-              <w:rPr>
-                <w:rFonts w:ascii="Courier New" w:hAnsi="Courier New" w:cs="Courier New"/>
-                <w:sz w:val="22"/>
-                <w:lang w:val="en-US"/>
-              </w:rPr>
-              <w:t xml:space="preserve">    </w:t>
-            </w:r>
-            <w:proofErr w:type="spellStart"/>
-            <w:r>
-              <w:rPr>
-                <w:rFonts w:ascii="Courier New" w:hAnsi="Courier New" w:cs="Courier New"/>
-                <w:sz w:val="22"/>
-                <w:lang w:val="en-US"/>
-              </w:rPr>
-              <w:t>problemDescryption</w:t>
-            </w:r>
-            <w:proofErr w:type="spellEnd"/>
-            <w:r>
-              <w:rPr>
-                <w:rFonts w:ascii="Courier New" w:hAnsi="Courier New" w:cs="Courier New"/>
-                <w:sz w:val="22"/>
-                <w:lang w:val="en-US"/>
-              </w:rPr>
-              <w:t xml:space="preserve"> TEXT NOT NULL,</w:t>
-            </w:r>
-          </w:p>
-          <w:p>
-            <w:pPr>
-              <w:rPr>
-                <w:rFonts w:ascii="Courier New" w:hAnsi="Courier New" w:cs="Courier New"/>
-                <w:sz w:val="22"/>
-                <w:lang w:val="en-US"/>
-              </w:rPr>
-            </w:pPr>
-            <w:r>
-              <w:rPr>
-                <w:rFonts w:ascii="Courier New" w:hAnsi="Courier New" w:cs="Courier New"/>
-                <w:sz w:val="22"/>
-                <w:lang w:val="en-US"/>
-              </w:rPr>
-              <w:t xml:space="preserve">    </w:t>
-            </w:r>
-            <w:proofErr w:type="spellStart"/>
-            <w:r>
-              <w:rPr>
-                <w:rFonts w:ascii="Courier New" w:hAnsi="Courier New" w:cs="Courier New"/>
-                <w:sz w:val="22"/>
-                <w:lang w:val="en-US"/>
-              </w:rPr>
-              <w:t>requestStatus</w:t>
-            </w:r>
-            <w:proofErr w:type="spellEnd"/>
-            <w:r>
-              <w:rPr>
-                <w:rFonts w:ascii="Courier New" w:hAnsi="Courier New" w:cs="Courier New"/>
-                <w:sz w:val="22"/>
-                <w:lang w:val="en-US"/>
-              </w:rPr>
-              <w:t xml:space="preserve"> VARCHAR(50) NOT NULL,</w:t>
-            </w:r>
-          </w:p>
-          <w:p>
-            <w:pPr>
-              <w:rPr>
-                <w:rFonts w:ascii="Courier New" w:hAnsi="Courier New" w:cs="Courier New"/>
-                <w:sz w:val="22"/>
-                <w:lang w:val="en-US"/>
-              </w:rPr>
-            </w:pPr>
-            <w:r>
-              <w:rPr>
-                <w:rFonts w:ascii="Courier New" w:hAnsi="Courier New" w:cs="Courier New"/>
-                <w:sz w:val="22"/>
-                <w:lang w:val="en-US"/>
-              </w:rPr>
-              <w:t xml:space="preserve">    </w:t>
-            </w:r>
-            <w:proofErr w:type="spellStart"/>
-            <w:r>
-              <w:rPr>
-                <w:rFonts w:ascii="Courier New" w:hAnsi="Courier New" w:cs="Courier New"/>
-                <w:sz w:val="22"/>
-                <w:lang w:val="en-US"/>
-              </w:rPr>
-              <w:t>completionDate</w:t>
-            </w:r>
-            <w:proofErr w:type="spellEnd"/>
-            <w:r>
-              <w:rPr>
-                <w:rFonts w:ascii="Courier New" w:hAnsi="Courier New" w:cs="Courier New"/>
-                <w:sz w:val="22"/>
-                <w:lang w:val="en-US"/>
-              </w:rPr>
-              <w:t xml:space="preserve"> DATETIME NULL,</w:t>
-            </w:r>
-          </w:p>
-          <w:p>
-            <w:pPr>
-              <w:rPr>
-                <w:rFonts w:ascii="Courier New" w:hAnsi="Courier New" w:cs="Courier New"/>
-                <w:sz w:val="22"/>
-                <w:lang w:val="en-US"/>
-              </w:rPr>
-            </w:pPr>
-            <w:r>
-              <w:rPr>
-                <w:rFonts w:ascii="Courier New" w:hAnsi="Courier New" w:cs="Courier New"/>
-                <w:sz w:val="22"/>
-                <w:lang w:val="en-US"/>
-              </w:rPr>
-              <w:t xml:space="preserve">    </w:t>
-            </w:r>
-            <w:proofErr w:type="spellStart"/>
-            <w:r>
-              <w:rPr>
-                <w:rFonts w:ascii="Courier New" w:hAnsi="Courier New" w:cs="Courier New"/>
-                <w:sz w:val="22"/>
-                <w:lang w:val="en-US"/>
-              </w:rPr>
-              <w:t>repairParts</w:t>
-            </w:r>
-            <w:proofErr w:type="spellEnd"/>
-            <w:r>
-              <w:rPr>
-                <w:rFonts w:ascii="Courier New" w:hAnsi="Courier New" w:cs="Courier New"/>
-                <w:sz w:val="22"/>
-                <w:lang w:val="en-US"/>
-              </w:rPr>
-              <w:t xml:space="preserve"> TEXT NULL,</w:t>
-            </w:r>
-          </w:p>
-          <w:p>
-            <w:pPr>
-              <w:rPr>
-                <w:rFonts w:ascii="Courier New" w:hAnsi="Courier New" w:cs="Courier New"/>
-                <w:sz w:val="22"/>
-                <w:lang w:val="en-US"/>
-              </w:rPr>
-            </w:pPr>
-            <w:r>
-              <w:rPr>
-                <w:rFonts w:ascii="Courier New" w:hAnsi="Courier New" w:cs="Courier New"/>
-                <w:sz w:val="22"/>
-                <w:lang w:val="en-US"/>
-              </w:rPr>
-              <w:lastRenderedPageBreak/>
-              <w:t xml:space="preserve">    </w:t>
-            </w:r>
-            <w:proofErr w:type="spellStart"/>
-            <w:r>
-              <w:rPr>
-                <w:rFonts w:ascii="Courier New" w:hAnsi="Courier New" w:cs="Courier New"/>
-                <w:sz w:val="22"/>
-                <w:lang w:val="en-US"/>
-              </w:rPr>
-              <w:t>masterID</w:t>
-            </w:r>
-            <w:proofErr w:type="spellEnd"/>
-            <w:r>
-              <w:rPr>
-                <w:rFonts w:ascii="Courier New" w:hAnsi="Courier New" w:cs="Courier New"/>
-                <w:sz w:val="22"/>
-                <w:lang w:val="en-US"/>
-              </w:rPr>
-              <w:t xml:space="preserve"> INT NOT NULL,</w:t>
-            </w:r>
-          </w:p>
-          <w:p>
-            <w:pPr>
-              <w:rPr>
-                <w:rFonts w:ascii="Courier New" w:hAnsi="Courier New" w:cs="Courier New"/>
-                <w:sz w:val="22"/>
-                <w:lang w:val="en-US"/>
-              </w:rPr>
-            </w:pPr>
-            <w:r>
-              <w:rPr>
-                <w:rFonts w:ascii="Courier New" w:hAnsi="Courier New" w:cs="Courier New"/>
-                <w:sz w:val="22"/>
-                <w:lang w:val="en-US"/>
-              </w:rPr>
-              <w:t xml:space="preserve">    </w:t>
-            </w:r>
-            <w:proofErr w:type="spellStart"/>
-            <w:r>
-              <w:rPr>
-                <w:rFonts w:ascii="Courier New" w:hAnsi="Courier New" w:cs="Courier New"/>
-                <w:sz w:val="22"/>
-                <w:lang w:val="en-US"/>
-              </w:rPr>
-              <w:t>clientID</w:t>
-            </w:r>
-            <w:proofErr w:type="spellEnd"/>
-            <w:r>
-              <w:rPr>
-                <w:rFonts w:ascii="Courier New" w:hAnsi="Courier New" w:cs="Courier New"/>
-                <w:sz w:val="22"/>
-                <w:lang w:val="en-US"/>
-              </w:rPr>
-              <w:t xml:space="preserve"> INT NOT NULL,</w:t>
-            </w:r>
-          </w:p>
-          <w:p>
-            <w:pPr>
-              <w:rPr>
-                <w:rFonts w:ascii="Courier New" w:hAnsi="Courier New" w:cs="Courier New"/>
-                <w:sz w:val="22"/>
-                <w:lang w:val="en-US"/>
-              </w:rPr>
-            </w:pPr>
-            <w:r>
-              <w:rPr>
-                <w:rFonts w:ascii="Courier New" w:hAnsi="Courier New" w:cs="Courier New"/>
-                <w:sz w:val="22"/>
-                <w:lang w:val="en-US"/>
-              </w:rPr>
-              <w:t xml:space="preserve">    FOREIGN KEY (</w:t>
-            </w:r>
-            <w:proofErr w:type="spellStart"/>
-            <w:r>
-              <w:rPr>
-                <w:rFonts w:ascii="Courier New" w:hAnsi="Courier New" w:cs="Courier New"/>
-                <w:sz w:val="22"/>
-                <w:lang w:val="en-US"/>
-              </w:rPr>
-              <w:t>masterID</w:t>
-            </w:r>
-            <w:proofErr w:type="spellEnd"/>
-            <w:r>
-              <w:rPr>
-                <w:rFonts w:ascii="Courier New" w:hAnsi="Courier New" w:cs="Courier New"/>
-                <w:sz w:val="22"/>
-                <w:lang w:val="en-US"/>
-              </w:rPr>
-              <w:t>) REFERENCES Master(</w:t>
-            </w:r>
-            <w:proofErr w:type="spellStart"/>
-            <w:r>
-              <w:rPr>
-                <w:rFonts w:ascii="Courier New" w:hAnsi="Courier New" w:cs="Courier New"/>
-                <w:sz w:val="22"/>
-                <w:lang w:val="en-US"/>
-              </w:rPr>
-              <w:t>userID</w:t>
-            </w:r>
-            <w:proofErr w:type="spellEnd"/>
-            <w:r>
-              <w:rPr>
-                <w:rFonts w:ascii="Courier New" w:hAnsi="Courier New" w:cs="Courier New"/>
-                <w:sz w:val="22"/>
-                <w:lang w:val="en-US"/>
-              </w:rPr>
-              <w:t>),</w:t>
-            </w:r>
-          </w:p>
-          <w:p>
-            <w:pPr>
-              <w:rPr>
-                <w:rFonts w:ascii="Courier New" w:hAnsi="Courier New" w:cs="Courier New"/>
-                <w:sz w:val="22"/>
-                <w:lang w:val="en-US"/>
-              </w:rPr>
-            </w:pPr>
-            <w:r>
-              <w:rPr>
-                <w:rFonts w:ascii="Courier New" w:hAnsi="Courier New" w:cs="Courier New"/>
-                <w:sz w:val="22"/>
-                <w:lang w:val="en-US"/>
-              </w:rPr>
-              <w:t xml:space="preserve">    FOREIGN KEY (</w:t>
-            </w:r>
-            <w:proofErr w:type="spellStart"/>
-            <w:r>
-              <w:rPr>
-                <w:rFonts w:ascii="Courier New" w:hAnsi="Courier New" w:cs="Courier New"/>
-                <w:sz w:val="22"/>
-                <w:lang w:val="en-US"/>
-              </w:rPr>
-              <w:t>clientID</w:t>
-            </w:r>
-            <w:proofErr w:type="spellEnd"/>
-            <w:r>
-              <w:rPr>
-                <w:rFonts w:ascii="Courier New" w:hAnsi="Courier New" w:cs="Courier New"/>
-                <w:sz w:val="22"/>
-                <w:lang w:val="en-US"/>
-              </w:rPr>
-              <w:t>) REFERENCES Client(</w:t>
-            </w:r>
-            <w:proofErr w:type="spellStart"/>
-            <w:r>
-              <w:rPr>
-                <w:rFonts w:ascii="Courier New" w:hAnsi="Courier New" w:cs="Courier New"/>
-                <w:sz w:val="22"/>
-                <w:lang w:val="en-US"/>
-              </w:rPr>
-              <w:t>userID</w:t>
-            </w:r>
-            <w:proofErr w:type="spellEnd"/>
-            <w:r>
-              <w:rPr>
-                <w:rFonts w:ascii="Courier New" w:hAnsi="Courier New" w:cs="Courier New"/>
-                <w:sz w:val="22"/>
-                <w:lang w:val="en-US"/>
-              </w:rPr>
-              <w:t>)</w:t>
-            </w:r>
-          </w:p>
-          <w:p>
-            <w:pPr>
-              <w:rPr>
-                <w:rFonts w:ascii="Courier New" w:hAnsi="Courier New" w:cs="Courier New"/>
-                <w:sz w:val="22"/>
-                <w:lang w:val="en-US"/>
-              </w:rPr>
-            </w:pPr>
-            <w:r>
-              <w:rPr>
-                <w:rFonts w:ascii="Courier New" w:hAnsi="Courier New" w:cs="Courier New"/>
-                <w:sz w:val="22"/>
-                <w:lang w:val="en-US"/>
-              </w:rPr>
-              <w:t>);</w:t>
-            </w:r>
-          </w:p>
-          <w:p>
-            <w:pPr>
-              <w:rPr>
-                <w:rFonts w:ascii="Courier New" w:hAnsi="Courier New" w:cs="Courier New"/>
-                <w:sz w:val="22"/>
-                <w:lang w:val="en-US"/>
-              </w:rPr>
-            </w:pPr>
-          </w:p>
-          <w:p>
-            <w:pPr>
-              <w:rPr>
-                <w:rFonts w:ascii="Courier New" w:hAnsi="Courier New" w:cs="Courier New"/>
-                <w:sz w:val="22"/>
-                <w:lang w:val="en-US"/>
-              </w:rPr>
-            </w:pPr>
-            <w:r>
-              <w:rPr>
-                <w:rFonts w:ascii="Courier New" w:hAnsi="Courier New" w:cs="Courier New"/>
-                <w:sz w:val="22"/>
-                <w:lang w:val="en-US"/>
-              </w:rPr>
-              <w:t>CREATE TABLE Comments (</w:t>
-            </w:r>
-          </w:p>
-          <w:p>
-            <w:pPr>
-              <w:rPr>
-                <w:rFonts w:ascii="Courier New" w:hAnsi="Courier New" w:cs="Courier New"/>
-                <w:sz w:val="22"/>
-                <w:lang w:val="en-US"/>
-              </w:rPr>
-            </w:pPr>
-            <w:r>
-              <w:rPr>
-                <w:rFonts w:ascii="Courier New" w:hAnsi="Courier New" w:cs="Courier New"/>
-                <w:sz w:val="22"/>
-                <w:lang w:val="en-US"/>
-              </w:rPr>
-              <w:t xml:space="preserve">    </w:t>
-            </w:r>
-            <w:proofErr w:type="spellStart"/>
-            <w:r>
-              <w:rPr>
-                <w:rFonts w:ascii="Courier New" w:hAnsi="Courier New" w:cs="Courier New"/>
-                <w:sz w:val="22"/>
-                <w:lang w:val="en-US"/>
-              </w:rPr>
-              <w:t>commentID</w:t>
-            </w:r>
-            <w:proofErr w:type="spellEnd"/>
-            <w:r>
-              <w:rPr>
-                <w:rFonts w:ascii="Courier New" w:hAnsi="Courier New" w:cs="Courier New"/>
-                <w:sz w:val="22"/>
-                <w:lang w:val="en-US"/>
-              </w:rPr>
-              <w:t xml:space="preserve"> INT PRIMARY KEY AUTO_INCREMENT,</w:t>
-            </w:r>
-          </w:p>
-          <w:p>
-            <w:pPr>
-              <w:rPr>
-                <w:rFonts w:ascii="Courier New" w:hAnsi="Courier New" w:cs="Courier New"/>
-                <w:sz w:val="22"/>
-                <w:lang w:val="en-US"/>
-              </w:rPr>
-            </w:pPr>
-            <w:r>
-              <w:rPr>
-                <w:rFonts w:ascii="Courier New" w:hAnsi="Courier New" w:cs="Courier New"/>
-                <w:sz w:val="22"/>
-                <w:lang w:val="en-US"/>
-              </w:rPr>
-              <w:t xml:space="preserve">    message TEXT NOT NULL,</w:t>
-            </w:r>
-          </w:p>
-          <w:p>
-            <w:pPr>
-              <w:rPr>
-                <w:rFonts w:ascii="Courier New" w:hAnsi="Courier New" w:cs="Courier New"/>
-                <w:sz w:val="22"/>
-                <w:lang w:val="en-US"/>
-              </w:rPr>
-            </w:pPr>
-            <w:r>
-              <w:rPr>
-                <w:rFonts w:ascii="Courier New" w:hAnsi="Courier New" w:cs="Courier New"/>
-                <w:sz w:val="22"/>
-                <w:lang w:val="en-US"/>
-              </w:rPr>
-              <w:t xml:space="preserve">    </w:t>
-            </w:r>
-            <w:proofErr w:type="spellStart"/>
-            <w:r>
-              <w:rPr>
-                <w:rFonts w:ascii="Courier New" w:hAnsi="Courier New" w:cs="Courier New"/>
-                <w:sz w:val="22"/>
-                <w:lang w:val="en-US"/>
-              </w:rPr>
-              <w:t>masterID</w:t>
-            </w:r>
-            <w:proofErr w:type="spellEnd"/>
-            <w:r>
-              <w:rPr>
-                <w:rFonts w:ascii="Courier New" w:hAnsi="Courier New" w:cs="Courier New"/>
-                <w:sz w:val="22"/>
-                <w:lang w:val="en-US"/>
-              </w:rPr>
-              <w:t xml:space="preserve"> INT NOT NULL,</w:t>
-            </w:r>
-          </w:p>
-          <w:p>
-            <w:pPr>
-              <w:rPr>
-                <w:rFonts w:ascii="Courier New" w:hAnsi="Courier New" w:cs="Courier New"/>
-                <w:sz w:val="22"/>
-                <w:lang w:val="en-US"/>
-              </w:rPr>
-            </w:pPr>
-            <w:r>
-              <w:rPr>
-                <w:rFonts w:ascii="Courier New" w:hAnsi="Courier New" w:cs="Courier New"/>
-                <w:sz w:val="22"/>
-                <w:lang w:val="en-US"/>
-              </w:rPr>
-              <w:t xml:space="preserve">    </w:t>
-            </w:r>
-            <w:proofErr w:type="spellStart"/>
-            <w:r>
-              <w:rPr>
-                <w:rFonts w:ascii="Courier New" w:hAnsi="Courier New" w:cs="Courier New"/>
-                <w:sz w:val="22"/>
-                <w:lang w:val="en-US"/>
-              </w:rPr>
-              <w:t>requestID</w:t>
-            </w:r>
-            <w:proofErr w:type="spellEnd"/>
-            <w:r>
-              <w:rPr>
-                <w:rFonts w:ascii="Courier New" w:hAnsi="Courier New" w:cs="Courier New"/>
-                <w:sz w:val="22"/>
-                <w:lang w:val="en-US"/>
-              </w:rPr>
-              <w:t xml:space="preserve"> INT NOT NULL,</w:t>
-            </w:r>
-          </w:p>
-          <w:p>
-            <w:pPr>
-              <w:rPr>
-                <w:rFonts w:ascii="Courier New" w:hAnsi="Courier New" w:cs="Courier New"/>
-                <w:sz w:val="22"/>
-                <w:lang w:val="en-US"/>
-              </w:rPr>
-            </w:pPr>
-            <w:r>
-              <w:rPr>
-                <w:rFonts w:ascii="Courier New" w:hAnsi="Courier New" w:cs="Courier New"/>
-                <w:sz w:val="22"/>
-                <w:lang w:val="en-US"/>
-              </w:rPr>
-              <w:t xml:space="preserve">    FOREIGN KEY (</w:t>
-            </w:r>
-            <w:proofErr w:type="spellStart"/>
-            <w:r>
-              <w:rPr>
-                <w:rFonts w:ascii="Courier New" w:hAnsi="Courier New" w:cs="Courier New"/>
-                <w:sz w:val="22"/>
-                <w:lang w:val="en-US"/>
-              </w:rPr>
-              <w:t>masterID</w:t>
-            </w:r>
-            <w:proofErr w:type="spellEnd"/>
-            <w:r>
-              <w:rPr>
-                <w:rFonts w:ascii="Courier New" w:hAnsi="Courier New" w:cs="Courier New"/>
-                <w:sz w:val="22"/>
-                <w:lang w:val="en-US"/>
-              </w:rPr>
-              <w:t>) REFERENCES Master(</w:t>
-            </w:r>
-            <w:proofErr w:type="spellStart"/>
-            <w:r>
-              <w:rPr>
-                <w:rFonts w:ascii="Courier New" w:hAnsi="Courier New" w:cs="Courier New"/>
-                <w:sz w:val="22"/>
-                <w:lang w:val="en-US"/>
-              </w:rPr>
-              <w:t>userID</w:t>
-            </w:r>
-            <w:proofErr w:type="spellEnd"/>
-            <w:r>
-              <w:rPr>
-                <w:rFonts w:ascii="Courier New" w:hAnsi="Courier New" w:cs="Courier New"/>
-                <w:sz w:val="22"/>
-                <w:lang w:val="en-US"/>
-              </w:rPr>
-              <w:t>),</w:t>
-            </w:r>
-          </w:p>
-          <w:p>
-            <w:pPr>
-              <w:rPr>
-                <w:rFonts w:ascii="Courier New" w:hAnsi="Courier New" w:cs="Courier New"/>
-                <w:sz w:val="22"/>
-                <w:lang w:val="en-US"/>
-              </w:rPr>
-            </w:pPr>
-            <w:r>
-              <w:rPr>
-                <w:rFonts w:ascii="Courier New" w:hAnsi="Courier New" w:cs="Courier New"/>
-                <w:sz w:val="22"/>
-                <w:lang w:val="en-US"/>
-              </w:rPr>
-              <w:t xml:space="preserve">    FOREIGN KEY (</w:t>
-            </w:r>
-            <w:proofErr w:type="spellStart"/>
-            <w:r>
-              <w:rPr>
-                <w:rFonts w:ascii="Courier New" w:hAnsi="Courier New" w:cs="Courier New"/>
-                <w:sz w:val="22"/>
-                <w:lang w:val="en-US"/>
-              </w:rPr>
-              <w:t>requestID</w:t>
-            </w:r>
-            <w:proofErr w:type="spellEnd"/>
-            <w:r>
-              <w:rPr>
-                <w:rFonts w:ascii="Courier New" w:hAnsi="Courier New" w:cs="Courier New"/>
-                <w:sz w:val="22"/>
-                <w:lang w:val="en-US"/>
-              </w:rPr>
-              <w:t>) REFERENCES Requests(</w:t>
-            </w:r>
-            <w:proofErr w:type="spellStart"/>
-            <w:r>
-              <w:rPr>
-                <w:rFonts w:ascii="Courier New" w:hAnsi="Courier New" w:cs="Courier New"/>
-                <w:sz w:val="22"/>
-                <w:lang w:val="en-US"/>
-              </w:rPr>
-              <w:t>requestID</w:t>
-            </w:r>
-            <w:proofErr w:type="spellEnd"/>
-            <w:r>
-              <w:rPr>
-                <w:rFonts w:ascii="Courier New" w:hAnsi="Courier New" w:cs="Courier New"/>
-                <w:sz w:val="22"/>
-                <w:lang w:val="en-US"/>
-              </w:rPr>
-              <w:t>)</w:t>
-            </w:r>
-          </w:p>
-          <w:p>
-            <w:r>
-              <w:rPr>
-                <w:rFonts w:ascii="Courier New" w:hAnsi="Courier New" w:cs="Courier New"/>
-                <w:sz w:val="22"/>
-              </w:rPr>
-              <w:t>);</w:t>
-            </w:r>
-          </w:p>
-        </w:tc>
-      </w:tr>
-    </w:tbl>
-    <w:p/>
     <w:sectPr>
       <w:pgSz w:w="11906" w:h="16838"/>
       <w:pgMar w:top="851" w:right="567" w:bottom="1418" w:left="1418" w:header="709" w:footer="340" w:gutter="0"/>
